--- a/code/Stage2_Report_full.docx
+++ b/code/Stage2_Report_full.docx
@@ -147,10 +147,19 @@
         <w:rPr>
           <w:vertAlign w:val="superscript"/>
         </w:rPr>
+        <w:t xml:space="preserve">15,16</w:t>
+      </w:r>
+      <w:r>
+        <w:t xml:space="preserve">, Rafael Ming Chi Santos Hsu</w:t>
+      </w:r>
+      <w:r>
+        <w:rPr>
+          <w:vertAlign w:val="superscript"/>
+        </w:rPr>
         <w:t xml:space="preserve">15</w:t>
       </w:r>
       <w:r>
-        <w:t xml:space="preserve">, Rafael Ming Chi Santos Hsu</w:t>
+        <w:t xml:space="preserve">, Anthonieta Looman Mafra</w:t>
       </w:r>
       <w:r>
         <w:rPr>
@@ -159,7 +168,7 @@
         <w:t xml:space="preserve">15</w:t>
       </w:r>
       <w:r>
-        <w:t xml:space="preserve">, Anthonieta Looman Mafra</w:t>
+        <w:t xml:space="preserve">, Jaroslava V. Valentova</w:t>
       </w:r>
       <w:r>
         <w:rPr>
@@ -168,7 +177,7 @@
         <w:t xml:space="preserve">15</w:t>
       </w:r>
       <w:r>
-        <w:t xml:space="preserve">, Jaroslava V. Valentova</w:t>
+        <w:t xml:space="preserve">, Marco Antonio Correa Varella</w:t>
       </w:r>
       <w:r>
         <w:rPr>
@@ -177,250 +186,250 @@
         <w:t xml:space="preserve">15</w:t>
       </w:r>
       <w:r>
-        <w:t xml:space="preserve">, Marco Antonio Correa Varella</w:t>
+        <w:t xml:space="preserve">, Barnaby Dixson</w:t>
       </w:r>
       <w:r>
         <w:rPr>
           <w:vertAlign w:val="superscript"/>
         </w:rPr>
-        <w:t xml:space="preserve">15</w:t>
-      </w:r>
-      <w:r>
-        <w:t xml:space="preserve">, Barnaby Dixson</w:t>
+        <w:t xml:space="preserve">17</w:t>
+      </w:r>
+      <w:r>
+        <w:t xml:space="preserve">, Kim Peters</w:t>
       </w:r>
       <w:r>
         <w:rPr>
           <w:vertAlign w:val="superscript"/>
         </w:rPr>
-        <w:t xml:space="preserve">16</w:t>
-      </w:r>
-      <w:r>
-        <w:t xml:space="preserve">, Kim Peters</w:t>
+        <w:t xml:space="preserve">17</w:t>
+      </w:r>
+      <w:r>
+        <w:t xml:space="preserve">, Nik Steffens</w:t>
       </w:r>
       <w:r>
         <w:rPr>
           <w:vertAlign w:val="superscript"/>
         </w:rPr>
-        <w:t xml:space="preserve">16</w:t>
-      </w:r>
-      <w:r>
-        <w:t xml:space="preserve">, Nik Steffens</w:t>
+        <w:t xml:space="preserve">17</w:t>
+      </w:r>
+      <w:r>
+        <w:t xml:space="preserve">, Omid Ghasemi</w:t>
       </w:r>
       <w:r>
         <w:rPr>
           <w:vertAlign w:val="superscript"/>
         </w:rPr>
-        <w:t xml:space="preserve">16</w:t>
-      </w:r>
-      <w:r>
-        <w:t xml:space="preserve">, Omid Ghasemi</w:t>
+        <w:t xml:space="preserve">18</w:t>
+      </w:r>
+      <w:r>
+        <w:t xml:space="preserve">, Andrew Roberts</w:t>
       </w:r>
       <w:r>
         <w:rPr>
           <w:vertAlign w:val="superscript"/>
         </w:rPr>
-        <w:t xml:space="preserve">17</w:t>
-      </w:r>
-      <w:r>
-        <w:t xml:space="preserve">, Andrew Roberts</w:t>
+        <w:t xml:space="preserve">18</w:t>
+      </w:r>
+      <w:r>
+        <w:t xml:space="preserve">, Robert M. Ross</w:t>
       </w:r>
       <w:r>
         <w:rPr>
           <w:vertAlign w:val="superscript"/>
         </w:rPr>
-        <w:t xml:space="preserve">17</w:t>
-      </w:r>
-      <w:r>
-        <w:t xml:space="preserve">, Robert M. Ross</w:t>
+        <w:t xml:space="preserve">19</w:t>
+      </w:r>
+      <w:r>
+        <w:t xml:space="preserve">, Ian D. Stephen</w:t>
       </w:r>
       <w:r>
         <w:rPr>
           <w:vertAlign w:val="superscript"/>
         </w:rPr>
-        <w:t xml:space="preserve">18</w:t>
-      </w:r>
-      <w:r>
-        <w:t xml:space="preserve">, Ian D. Stephen</w:t>
+        <w:t xml:space="preserve">18,20</w:t>
+      </w:r>
+      <w:r>
+        <w:t xml:space="preserve">, Marina Milyavskaya</w:t>
       </w:r>
       <w:r>
         <w:rPr>
           <w:vertAlign w:val="superscript"/>
         </w:rPr>
-        <w:t xml:space="preserve">17,19</w:t>
-      </w:r>
-      <w:r>
-        <w:t xml:space="preserve">, Marina Milyavskaya</w:t>
+        <w:t xml:space="preserve">21</w:t>
+      </w:r>
+      <w:r>
+        <w:t xml:space="preserve">, Kelly Wang</w:t>
       </w:r>
       <w:r>
         <w:rPr>
           <w:vertAlign w:val="superscript"/>
         </w:rPr>
-        <w:t xml:space="preserve">20</w:t>
-      </w:r>
-      <w:r>
-        <w:t xml:space="preserve">, Kelly Wang</w:t>
+        <w:t xml:space="preserve">21</w:t>
+      </w:r>
+      <w:r>
+        <w:t xml:space="preserve">, Kaitlyn M. Werner</w:t>
       </w:r>
       <w:r>
         <w:rPr>
           <w:vertAlign w:val="superscript"/>
         </w:rPr>
-        <w:t xml:space="preserve">20</w:t>
-      </w:r>
-      <w:r>
-        <w:t xml:space="preserve">, Kaitlyn M. Werner</w:t>
+        <w:t xml:space="preserve">22</w:t>
+      </w:r>
+      <w:r>
+        <w:t xml:space="preserve">, Dawn Liu Holford</w:t>
       </w:r>
       <w:r>
         <w:rPr>
           <w:vertAlign w:val="superscript"/>
         </w:rPr>
-        <w:t xml:space="preserve">20</w:t>
-      </w:r>
-      <w:r>
-        <w:t xml:space="preserve">, Dawn Liu Holford</w:t>
+        <w:t xml:space="preserve">23</w:t>
+      </w:r>
+      <w:r>
+        <w:t xml:space="preserve">, Miroslav Sirota</w:t>
       </w:r>
       <w:r>
         <w:rPr>
           <w:vertAlign w:val="superscript"/>
         </w:rPr>
-        <w:t xml:space="preserve">21</w:t>
-      </w:r>
-      <w:r>
-        <w:t xml:space="preserve">, Miroslav Sirota</w:t>
+        <w:t xml:space="preserve">23</w:t>
+      </w:r>
+      <w:r>
+        <w:t xml:space="preserve">, Thomas Rhys Evans</w:t>
       </w:r>
       <w:r>
         <w:rPr>
           <w:vertAlign w:val="superscript"/>
         </w:rPr>
-        <w:t xml:space="preserve">21</w:t>
-      </w:r>
-      <w:r>
-        <w:t xml:space="preserve">, Thomas Rhys Evans</w:t>
+        <w:t xml:space="preserve">24</w:t>
+      </w:r>
+      <w:r>
+        <w:t xml:space="preserve">, Dermot Lynott</w:t>
       </w:r>
       <w:r>
         <w:rPr>
           <w:vertAlign w:val="superscript"/>
         </w:rPr>
-        <w:t xml:space="preserve">22</w:t>
-      </w:r>
-      <w:r>
-        <w:t xml:space="preserve">, Dermot Lynott</w:t>
+        <w:t xml:space="preserve">25</w:t>
+      </w:r>
+      <w:r>
+        <w:t xml:space="preserve">, Bethany M. Lane</w:t>
       </w:r>
       <w:r>
         <w:rPr>
           <w:vertAlign w:val="superscript"/>
         </w:rPr>
-        <w:t xml:space="preserve">23</w:t>
-      </w:r>
-      <w:r>
-        <w:t xml:space="preserve">, Bethany M. Lane</w:t>
+        <w:t xml:space="preserve">26</w:t>
+      </w:r>
+      <w:r>
+        <w:t xml:space="preserve">, Danny Riis Sahlholdt</w:t>
       </w:r>
       <w:r>
         <w:rPr>
           <w:vertAlign w:val="superscript"/>
         </w:rPr>
-        <w:t xml:space="preserve">24</w:t>
-      </w:r>
-      <w:r>
-        <w:t xml:space="preserve">, Danny Riis</w:t>
+        <w:t xml:space="preserve">26</w:t>
+      </w:r>
+      <w:r>
+        <w:t xml:space="preserve">, Glenn P. Williams</w:t>
       </w:r>
       <w:r>
         <w:rPr>
           <w:vertAlign w:val="superscript"/>
         </w:rPr>
-        <w:t xml:space="preserve">24</w:t>
-      </w:r>
-      <w:r>
-        <w:t xml:space="preserve">, Glenn P. Williams</w:t>
+        <w:t xml:space="preserve">27</w:t>
+      </w:r>
+      <w:r>
+        <w:t xml:space="preserve">, Chrystalle B. Y. Tan</w:t>
       </w:r>
       <w:r>
         <w:rPr>
           <w:vertAlign w:val="superscript"/>
         </w:rPr>
-        <w:t xml:space="preserve">25</w:t>
-      </w:r>
-      <w:r>
-        <w:t xml:space="preserve">, Chrystalle B. Y. Tan</w:t>
+        <w:t xml:space="preserve">28</w:t>
+      </w:r>
+      <w:r>
+        <w:t xml:space="preserve">, Alicia Foo</w:t>
       </w:r>
       <w:r>
         <w:rPr>
           <w:vertAlign w:val="superscript"/>
         </w:rPr>
-        <w:t xml:space="preserve">26</w:t>
-      </w:r>
-      <w:r>
-        <w:t xml:space="preserve">, Alicia Foo</w:t>
+        <w:t xml:space="preserve">29</w:t>
+      </w:r>
+      <w:r>
+        <w:t xml:space="preserve">, Steve M. J. Janssen</w:t>
       </w:r>
       <w:r>
         <w:rPr>
           <w:vertAlign w:val="superscript"/>
         </w:rPr>
-        <w:t xml:space="preserve">27</w:t>
-      </w:r>
-      <w:r>
-        <w:t xml:space="preserve">, Steve M. J. Janssen</w:t>
+        <w:t xml:space="preserve">29</w:t>
+      </w:r>
+      <w:r>
+        <w:t xml:space="preserve">, Nwadiogo Chisom Arinze</w:t>
       </w:r>
       <w:r>
         <w:rPr>
           <w:vertAlign w:val="superscript"/>
         </w:rPr>
-        <w:t xml:space="preserve">27</w:t>
-      </w:r>
-      <w:r>
-        <w:t xml:space="preserve">, Nwadiogo Chisom Arinze</w:t>
+        <w:t xml:space="preserve">30</w:t>
+      </w:r>
+      <w:r>
+        <w:t xml:space="preserve">, Izuchukwu Lawrence Gabriel Ndukaihe</w:t>
       </w:r>
       <w:r>
         <w:rPr>
           <w:vertAlign w:val="superscript"/>
         </w:rPr>
-        <w:t xml:space="preserve">28</w:t>
-      </w:r>
-      <w:r>
-        <w:t xml:space="preserve">, Izuchukwu Lawrence Gabriel Ndukaihe</w:t>
+        <w:t xml:space="preserve">30</w:t>
+      </w:r>
+      <w:r>
+        <w:t xml:space="preserve">, David Moreau</w:t>
       </w:r>
       <w:r>
         <w:rPr>
           <w:vertAlign w:val="superscript"/>
         </w:rPr>
-        <w:t xml:space="preserve">28</w:t>
-      </w:r>
-      <w:r>
-        <w:t xml:space="preserve">, David Moreau</w:t>
+        <w:t xml:space="preserve">31</w:t>
+      </w:r>
+      <w:r>
+        <w:t xml:space="preserve">, Brianna Jurosic</w:t>
       </w:r>
       <w:r>
         <w:rPr>
           <w:vertAlign w:val="superscript"/>
         </w:rPr>
-        <w:t xml:space="preserve">29</w:t>
-      </w:r>
-      <w:r>
-        <w:t xml:space="preserve">, Brianna Jurosic</w:t>
+        <w:t xml:space="preserve">32</w:t>
+      </w:r>
+      <w:r>
+        <w:t xml:space="preserve">, Brynna Leach</w:t>
       </w:r>
       <w:r>
         <w:rPr>
           <w:vertAlign w:val="superscript"/>
         </w:rPr>
-        <w:t xml:space="preserve">30</w:t>
-      </w:r>
-      <w:r>
-        <w:t xml:space="preserve">, Brynna Leach</w:t>
+        <w:t xml:space="preserve">32</w:t>
+      </w:r>
+      <w:r>
+        <w:t xml:space="preserve">, Savannah Lewis</w:t>
       </w:r>
       <w:r>
         <w:rPr>
           <w:vertAlign w:val="superscript"/>
         </w:rPr>
-        <w:t xml:space="preserve">30</w:t>
-      </w:r>
-      <w:r>
-        <w:t xml:space="preserve">, Savannah Lewis</w:t>
+        <w:t xml:space="preserve">33</w:t>
+      </w:r>
+      <w:r>
+        <w:t xml:space="preserve">, Peter R. Mallik</w:t>
       </w:r>
       <w:r>
         <w:rPr>
           <w:vertAlign w:val="superscript"/>
         </w:rPr>
-        <w:t xml:space="preserve">31</w:t>
-      </w:r>
-      <w:r>
-        <w:t xml:space="preserve">, Peter R. Mallik</w:t>
+        <w:t xml:space="preserve">34</w:t>
+      </w:r>
+      <w:r>
+        <w:t xml:space="preserve">, Kathleen Schmidt</w:t>
       </w:r>
       <w:r>
         <w:rPr>
@@ -429,616 +438,607 @@
         <w:t xml:space="preserve">32</w:t>
       </w:r>
       <w:r>
-        <w:t xml:space="preserve">, Kathleen Schmidt</w:t>
+        <w:t xml:space="preserve">, William J. Chopik</w:t>
       </w:r>
       <w:r>
         <w:rPr>
           <w:vertAlign w:val="superscript"/>
         </w:rPr>
-        <w:t xml:space="preserve">30</w:t>
-      </w:r>
-      <w:r>
-        <w:t xml:space="preserve">, William J. Chopik</w:t>
+        <w:t xml:space="preserve">35</w:t>
+      </w:r>
+      <w:r>
+        <w:t xml:space="preserve">, Leigh Ann Vaughn</w:t>
       </w:r>
       <w:r>
         <w:rPr>
           <w:vertAlign w:val="superscript"/>
         </w:rPr>
-        <w:t xml:space="preserve">33</w:t>
-      </w:r>
-      <w:r>
-        <w:t xml:space="preserve">, Leigh Ann Vaughn</w:t>
+        <w:t xml:space="preserve">36</w:t>
+      </w:r>
+      <w:r>
+        <w:t xml:space="preserve">, Manyu Li</w:t>
       </w:r>
       <w:r>
         <w:rPr>
           <w:vertAlign w:val="superscript"/>
         </w:rPr>
-        <w:t xml:space="preserve">34</w:t>
-      </w:r>
-      <w:r>
-        <w:t xml:space="preserve">, Manyu Li</w:t>
+        <w:t xml:space="preserve">37</w:t>
+      </w:r>
+      <w:r>
+        <w:t xml:space="preserve">, Carmel A. Levitan</w:t>
       </w:r>
       <w:r>
         <w:rPr>
           <w:vertAlign w:val="superscript"/>
         </w:rPr>
-        <w:t xml:space="preserve">35</w:t>
-      </w:r>
-      <w:r>
-        <w:t xml:space="preserve">, Carmel A. Levitan</w:t>
+        <w:t xml:space="preserve">38</w:t>
+      </w:r>
+      <w:r>
+        <w:t xml:space="preserve">, Daniel Storage</w:t>
       </w:r>
       <w:r>
         <w:rPr>
           <w:vertAlign w:val="superscript"/>
         </w:rPr>
-        <w:t xml:space="preserve">36</w:t>
-      </w:r>
-      <w:r>
-        <w:t xml:space="preserve">, Daniel Storage</w:t>
+        <w:t xml:space="preserve">39</w:t>
+      </w:r>
+      <w:r>
+        <w:t xml:space="preserve">, Carlota Batres</w:t>
       </w:r>
       <w:r>
         <w:rPr>
           <w:vertAlign w:val="superscript"/>
         </w:rPr>
-        <w:t xml:space="preserve">37</w:t>
-      </w:r>
-      <w:r>
-        <w:t xml:space="preserve">, Carlota Batres</w:t>
+        <w:t xml:space="preserve">40</w:t>
+      </w:r>
+      <w:r>
+        <w:t xml:space="preserve">, Tyler McGee</w:t>
       </w:r>
       <w:r>
         <w:rPr>
           <w:vertAlign w:val="superscript"/>
         </w:rPr>
-        <w:t xml:space="preserve">38</w:t>
-      </w:r>
-      <w:r>
-        <w:t xml:space="preserve">, Tyler McGee</w:t>
+        <w:t xml:space="preserve">40</w:t>
+      </w:r>
+      <w:r>
+        <w:t xml:space="preserve">, Janina Enachescu</w:t>
       </w:r>
       <w:r>
         <w:rPr>
           <w:vertAlign w:val="superscript"/>
         </w:rPr>
-        <w:t xml:space="preserve">38</w:t>
-      </w:r>
-      <w:r>
-        <w:t xml:space="preserve">, Janina Enachescu</w:t>
+        <w:t xml:space="preserve">41</w:t>
+      </w:r>
+      <w:r>
+        <w:t xml:space="preserve">, Jerome Olsen</w:t>
       </w:r>
       <w:r>
         <w:rPr>
           <w:vertAlign w:val="superscript"/>
         </w:rPr>
-        <w:t xml:space="preserve">39</w:t>
-      </w:r>
-      <w:r>
-        <w:t xml:space="preserve">, Jerome Olsen</w:t>
+        <w:t xml:space="preserve">42</w:t>
+      </w:r>
+      <w:r>
+        <w:t xml:space="preserve">, Martin Voracek</w:t>
       </w:r>
       <w:r>
         <w:rPr>
           <w:vertAlign w:val="superscript"/>
         </w:rPr>
-        <w:t xml:space="preserve">39</w:t>
-      </w:r>
-      <w:r>
-        <w:t xml:space="preserve">, Martin Voracek</w:t>
+        <w:t xml:space="preserve">43</w:t>
+      </w:r>
+      <w:r>
+        <w:t xml:space="preserve">, Claus Lamm</w:t>
       </w:r>
       <w:r>
         <w:rPr>
           <w:vertAlign w:val="superscript"/>
         </w:rPr>
-        <w:t xml:space="preserve">39</w:t>
-      </w:r>
-      <w:r>
-        <w:t xml:space="preserve">, Claus Lamm</w:t>
+        <w:t xml:space="preserve">43</w:t>
+      </w:r>
+      <w:r>
+        <w:t xml:space="preserve">, Ekaterina Pronizius</w:t>
       </w:r>
       <w:r>
         <w:rPr>
           <w:vertAlign w:val="superscript"/>
         </w:rPr>
-        <w:t xml:space="preserve">40</w:t>
-      </w:r>
-      <w:r>
-        <w:t xml:space="preserve">, Ekaterina Pronizius</w:t>
+        <w:t xml:space="preserve">43</w:t>
+      </w:r>
+      <w:r>
+        <w:t xml:space="preserve">, Tilli Ripp</w:t>
       </w:r>
       <w:r>
         <w:rPr>
           <w:vertAlign w:val="superscript"/>
         </w:rPr>
-        <w:t xml:space="preserve">40</w:t>
-      </w:r>
-      <w:r>
-        <w:t xml:space="preserve">, Tilli Ripp</w:t>
+        <w:t xml:space="preserve">44</w:t>
+      </w:r>
+      <w:r>
+        <w:t xml:space="preserve">, Jan Philipp Röer</w:t>
       </w:r>
       <w:r>
         <w:rPr>
           <w:vertAlign w:val="superscript"/>
         </w:rPr>
-        <w:t xml:space="preserve">41</w:t>
-      </w:r>
-      <w:r>
-        <w:t xml:space="preserve">, Jan Philipp Röer</w:t>
+        <w:t xml:space="preserve">44</w:t>
+      </w:r>
+      <w:r>
+        <w:t xml:space="preserve">, Roxane Schnepper</w:t>
       </w:r>
       <w:r>
         <w:rPr>
           <w:vertAlign w:val="superscript"/>
         </w:rPr>
-        <w:t xml:space="preserve">41</w:t>
-      </w:r>
-      <w:r>
-        <w:t xml:space="preserve">, Roxane Schnepper</w:t>
+        <w:t xml:space="preserve">44</w:t>
+      </w:r>
+      <w:r>
+        <w:t xml:space="preserve">, Marietta Papadatou-Pastou</w:t>
       </w:r>
       <w:r>
         <w:rPr>
           <w:vertAlign w:val="superscript"/>
         </w:rPr>
-        <w:t xml:space="preserve">41</w:t>
-      </w:r>
-      <w:r>
-        <w:t xml:space="preserve">, Marietta Papadatou-Pastou</w:t>
+        <w:t xml:space="preserve">45</w:t>
+      </w:r>
+      <w:r>
+        <w:t xml:space="preserve">, Aviv Mokady</w:t>
       </w:r>
       <w:r>
         <w:rPr>
           <w:vertAlign w:val="superscript"/>
         </w:rPr>
-        <w:t xml:space="preserve">42</w:t>
-      </w:r>
-      <w:r>
-        <w:t xml:space="preserve">, Aviv Mokady</w:t>
+        <w:t xml:space="preserve">46</w:t>
+      </w:r>
+      <w:r>
+        <w:t xml:space="preserve">, Niv Reggev</w:t>
       </w:r>
       <w:r>
         <w:rPr>
           <w:vertAlign w:val="superscript"/>
         </w:rPr>
-        <w:t xml:space="preserve">43</w:t>
-      </w:r>
-      <w:r>
-        <w:t xml:space="preserve">, Niv Reggev</w:t>
+        <w:t xml:space="preserve">46</w:t>
+      </w:r>
+      <w:r>
+        <w:t xml:space="preserve">, Priyanka Chandel</w:t>
       </w:r>
       <w:r>
         <w:rPr>
           <w:vertAlign w:val="superscript"/>
         </w:rPr>
-        <w:t xml:space="preserve">43</w:t>
-      </w:r>
-      <w:r>
-        <w:t xml:space="preserve">, Priyanka Chandel</w:t>
+        <w:t xml:space="preserve">47</w:t>
+      </w:r>
+      <w:r>
+        <w:t xml:space="preserve">, Pratibha Kujur</w:t>
       </w:r>
       <w:r>
         <w:rPr>
           <w:vertAlign w:val="superscript"/>
         </w:rPr>
-        <w:t xml:space="preserve">44</w:t>
-      </w:r>
-      <w:r>
-        <w:t xml:space="preserve">, Pratibha Kujur</w:t>
+        <w:t xml:space="preserve">47</w:t>
+      </w:r>
+      <w:r>
+        <w:t xml:space="preserve">, Babita Pande</w:t>
       </w:r>
       <w:r>
         <w:rPr>
           <w:vertAlign w:val="superscript"/>
         </w:rPr>
-        <w:t xml:space="preserve">44</w:t>
-      </w:r>
-      <w:r>
-        <w:t xml:space="preserve">, Babita Pande</w:t>
+        <w:t xml:space="preserve">47</w:t>
+      </w:r>
+      <w:r>
+        <w:t xml:space="preserve">, Arti Parganiha</w:t>
       </w:r>
       <w:r>
         <w:rPr>
           <w:vertAlign w:val="superscript"/>
         </w:rPr>
-        <w:t xml:space="preserve">44</w:t>
-      </w:r>
-      <w:r>
-        <w:t xml:space="preserve">, Arti Parganiha</w:t>
+        <w:t xml:space="preserve">47</w:t>
+      </w:r>
+      <w:r>
+        <w:t xml:space="preserve">, Noorshama Parveen</w:t>
       </w:r>
       <w:r>
         <w:rPr>
           <w:vertAlign w:val="superscript"/>
         </w:rPr>
-        <w:t xml:space="preserve">44</w:t>
-      </w:r>
-      <w:r>
-        <w:t xml:space="preserve">, Noorshama Parveen</w:t>
+        <w:t xml:space="preserve">47</w:t>
+      </w:r>
+      <w:r>
+        <w:t xml:space="preserve">, Sraddha Pradhan</w:t>
       </w:r>
       <w:r>
         <w:rPr>
           <w:vertAlign w:val="superscript"/>
         </w:rPr>
-        <w:t xml:space="preserve">44</w:t>
-      </w:r>
-      <w:r>
-        <w:t xml:space="preserve">, Sraddha Pradhan</w:t>
+        <w:t xml:space="preserve">47</w:t>
+      </w:r>
+      <w:r>
+        <w:t xml:space="preserve">, Margaret Messiah Singh</w:t>
       </w:r>
       <w:r>
         <w:rPr>
           <w:vertAlign w:val="superscript"/>
         </w:rPr>
-        <w:t xml:space="preserve">44</w:t>
-      </w:r>
-      <w:r>
-        <w:t xml:space="preserve">, Margaret Messiah Singh</w:t>
+        <w:t xml:space="preserve">47</w:t>
+      </w:r>
+      <w:r>
+        <w:t xml:space="preserve">, Max Korbmacher</w:t>
       </w:r>
       <w:r>
         <w:rPr>
           <w:vertAlign w:val="superscript"/>
         </w:rPr>
-        <w:t xml:space="preserve">44</w:t>
-      </w:r>
-      <w:r>
-        <w:t xml:space="preserve">, Max Korbmacher</w:t>
+        <w:t xml:space="preserve">48</w:t>
+      </w:r>
+      <w:r>
+        <w:t xml:space="preserve">, Jonas R. Kunst</w:t>
       </w:r>
       <w:r>
         <w:rPr>
           <w:vertAlign w:val="superscript"/>
         </w:rPr>
-        <w:t xml:space="preserve">45</w:t>
-      </w:r>
-      <w:r>
-        <w:t xml:space="preserve">, Jonas R. Kunst</w:t>
+        <w:t xml:space="preserve">49</w:t>
+      </w:r>
+      <w:r>
+        <w:t xml:space="preserve">, Christian K. Tamnes</w:t>
       </w:r>
       <w:r>
         <w:rPr>
           <w:vertAlign w:val="superscript"/>
         </w:rPr>
-        <w:t xml:space="preserve">46</w:t>
-      </w:r>
-      <w:r>
-        <w:t xml:space="preserve">, Christian K. Tamnes</w:t>
+        <w:t xml:space="preserve">50</w:t>
+      </w:r>
+      <w:r>
+        <w:t xml:space="preserve">, Frederike S. Woelfert</w:t>
       </w:r>
       <w:r>
         <w:rPr>
           <w:vertAlign w:val="superscript"/>
         </w:rPr>
-        <w:t xml:space="preserve">46</w:t>
-      </w:r>
-      <w:r>
-        <w:t xml:space="preserve">, Frederike S. Woelfert</w:t>
+        <w:t xml:space="preserve">50</w:t>
+      </w:r>
+      <w:r>
+        <w:t xml:space="preserve">, Kristoffer Klevjer</w:t>
       </w:r>
       <w:r>
         <w:rPr>
           <w:vertAlign w:val="superscript"/>
         </w:rPr>
-        <w:t xml:space="preserve">46</w:t>
-      </w:r>
-      <w:r>
-        <w:t xml:space="preserve">, Kristoffer Klevjer</w:t>
+        <w:t xml:space="preserve">51</w:t>
+      </w:r>
+      <w:r>
+        <w:t xml:space="preserve">, Sarah E. Martiny</w:t>
       </w:r>
       <w:r>
         <w:rPr>
           <w:vertAlign w:val="superscript"/>
         </w:rPr>
-        <w:t xml:space="preserve">47</w:t>
-      </w:r>
-      <w:r>
-        <w:t xml:space="preserve">, Sarah E. Martiny</w:t>
+        <w:t xml:space="preserve">51</w:t>
+      </w:r>
+      <w:r>
+        <w:t xml:space="preserve">, Gerit Pfuhl</w:t>
       </w:r>
       <w:r>
         <w:rPr>
           <w:vertAlign w:val="superscript"/>
         </w:rPr>
-        <w:t xml:space="preserve">47</w:t>
-      </w:r>
-      <w:r>
-        <w:t xml:space="preserve">, Gerit Pfuhl</w:t>
+        <w:t xml:space="preserve">51,52</w:t>
+      </w:r>
+      <w:r>
+        <w:t xml:space="preserve">, Sylwia Adamus</w:t>
       </w:r>
       <w:r>
         <w:rPr>
           <w:vertAlign w:val="superscript"/>
         </w:rPr>
-        <w:t xml:space="preserve">47,48</w:t>
-      </w:r>
-      <w:r>
-        <w:t xml:space="preserve">, Sylwia Adamus</w:t>
+        <w:t xml:space="preserve">53</w:t>
+      </w:r>
+      <w:r>
+        <w:t xml:space="preserve">, Krystian Barzykowski</w:t>
       </w:r>
       <w:r>
         <w:rPr>
           <w:vertAlign w:val="superscript"/>
         </w:rPr>
-        <w:t xml:space="preserve">49</w:t>
-      </w:r>
-      <w:r>
-        <w:t xml:space="preserve">, Krystian Barzykowski</w:t>
+        <w:t xml:space="preserve">53</w:t>
+      </w:r>
+      <w:r>
+        <w:t xml:space="preserve">, Katarzyna Filip</w:t>
       </w:r>
       <w:r>
         <w:rPr>
           <w:vertAlign w:val="superscript"/>
         </w:rPr>
-        <w:t xml:space="preserve">49</w:t>
-      </w:r>
-      <w:r>
-        <w:t xml:space="preserve">, Katarzyna Filip</w:t>
+        <w:t xml:space="preserve">53</w:t>
+      </w:r>
+      <w:r>
+        <w:t xml:space="preserve">, Patrícia Arriaga</w:t>
       </w:r>
       <w:r>
         <w:rPr>
           <w:vertAlign w:val="superscript"/>
         </w:rPr>
-        <w:t xml:space="preserve">49</w:t>
-      </w:r>
-      <w:r>
-        <w:t xml:space="preserve">, Patrícia Arriaga</w:t>
+        <w:t xml:space="preserve">54</w:t>
+      </w:r>
+      <w:r>
+        <w:t xml:space="preserve">, Vasilije Gvozdenović</w:t>
       </w:r>
       <w:r>
         <w:rPr>
           <w:vertAlign w:val="superscript"/>
         </w:rPr>
-        <w:t xml:space="preserve">50</w:t>
-      </w:r>
-      <w:r>
-        <w:t xml:space="preserve">, Vasilije Gvozdenović</w:t>
+        <w:t xml:space="preserve">55</w:t>
+      </w:r>
+      <w:r>
+        <w:t xml:space="preserve">, Vanja Ković</w:t>
       </w:r>
       <w:r>
         <w:rPr>
           <w:vertAlign w:val="superscript"/>
         </w:rPr>
-        <w:t xml:space="preserve">51</w:t>
-      </w:r>
-      <w:r>
-        <w:t xml:space="preserve">, Vanja Ković</w:t>
+        <w:t xml:space="preserve">55</w:t>
+      </w:r>
+      <w:r>
+        <w:t xml:space="preserve">, Fei Gao</w:t>
       </w:r>
       <w:r>
         <w:rPr>
           <w:vertAlign w:val="superscript"/>
         </w:rPr>
-        <w:t xml:space="preserve">51</w:t>
-      </w:r>
-      <w:r>
-        <w:t xml:space="preserve">, Zhong Chen</w:t>
+        <w:t xml:space="preserve">56</w:t>
+      </w:r>
+      <w:r>
+        <w:t xml:space="preserve">, Jingxiang Li</w:t>
       </w:r>
       <w:r>
         <w:rPr>
           <w:vertAlign w:val="superscript"/>
         </w:rPr>
-        <w:t xml:space="preserve">52</w:t>
-      </w:r>
-      <w:r>
-        <w:t xml:space="preserve">, Fei Gao</w:t>
+        <w:t xml:space="preserve">56</w:t>
+      </w:r>
+      <w:r>
+        <w:t xml:space="preserve">, Jozef Bavoľár</w:t>
       </w:r>
       <w:r>
         <w:rPr>
           <w:vertAlign w:val="superscript"/>
         </w:rPr>
-        <w:t xml:space="preserve">52</w:t>
-      </w:r>
-      <w:r>
-        <w:t xml:space="preserve">, Lisa Li</w:t>
+        <w:t xml:space="preserve">57</w:t>
+      </w:r>
+      <w:r>
+        <w:t xml:space="preserve">, Monika Hricová</w:t>
       </w:r>
       <w:r>
         <w:rPr>
           <w:vertAlign w:val="superscript"/>
         </w:rPr>
-        <w:t xml:space="preserve">52</w:t>
-      </w:r>
-      <w:r>
-        <w:t xml:space="preserve">, Jozef Bavoľár</w:t>
+        <w:t xml:space="preserve">57</w:t>
+      </w:r>
+      <w:r>
+        <w:t xml:space="preserve">, Pavol Kačmár</w:t>
       </w:r>
       <w:r>
         <w:rPr>
           <w:vertAlign w:val="superscript"/>
         </w:rPr>
-        <w:t xml:space="preserve">53</w:t>
-      </w:r>
-      <w:r>
-        <w:t xml:space="preserve">, Monika Hricová</w:t>
+        <w:t xml:space="preserve">57</w:t>
+      </w:r>
+      <w:r>
+        <w:t xml:space="preserve">, Matúš Adamkovič</w:t>
       </w:r>
       <w:r>
         <w:rPr>
           <w:vertAlign w:val="superscript"/>
         </w:rPr>
-        <w:t xml:space="preserve">53</w:t>
-      </w:r>
-      <w:r>
-        <w:t xml:space="preserve">, Pavol Kačmár</w:t>
+        <w:t xml:space="preserve">58,59,60</w:t>
+      </w:r>
+      <w:r>
+        <w:t xml:space="preserve">, Peter Babinčák</w:t>
       </w:r>
       <w:r>
         <w:rPr>
           <w:vertAlign w:val="superscript"/>
         </w:rPr>
-        <w:t xml:space="preserve">53</w:t>
-      </w:r>
-      <w:r>
-        <w:t xml:space="preserve">, Matúš Adamkovič</w:t>
+        <w:t xml:space="preserve">61</w:t>
+      </w:r>
+      <w:r>
+        <w:t xml:space="preserve">, Gabriel Baník</w:t>
       </w:r>
       <w:r>
         <w:rPr>
           <w:vertAlign w:val="superscript"/>
         </w:rPr>
-        <w:t xml:space="preserve">54,55</w:t>
-      </w:r>
-      <w:r>
-        <w:t xml:space="preserve">, Peter Babinčák</w:t>
+        <w:t xml:space="preserve">62</w:t>
+      </w:r>
+      <w:r>
+        <w:t xml:space="preserve">, Ivan Ropovik</w:t>
       </w:r>
       <w:r>
         <w:rPr>
           <w:vertAlign w:val="superscript"/>
         </w:rPr>
-        <w:t xml:space="preserve">56</w:t>
-      </w:r>
-      <w:r>
-        <w:t xml:space="preserve">, Gabriel Baník</w:t>
+        <w:t xml:space="preserve">63,64</w:t>
+      </w:r>
+      <w:r>
+        <w:t xml:space="preserve">, Danilo Zambrano Ricaurte</w:t>
       </w:r>
       <w:r>
         <w:rPr>
           <w:vertAlign w:val="superscript"/>
         </w:rPr>
-        <w:t xml:space="preserve">56,57</w:t>
-      </w:r>
-      <w:r>
-        <w:t xml:space="preserve">, Ivan Ropovik</w:t>
+        <w:t xml:space="preserve">65</w:t>
+      </w:r>
+      <w:r>
+        <w:t xml:space="preserve">, Sara Álvarez-Solas</w:t>
       </w:r>
       <w:r>
         <w:rPr>
           <w:vertAlign w:val="superscript"/>
         </w:rPr>
-        <w:t xml:space="preserve">57,58</w:t>
-      </w:r>
-      <w:r>
-        <w:t xml:space="preserve">, Danilo Zambrano Ricaurte</w:t>
+        <w:t xml:space="preserve">66</w:t>
+      </w:r>
+      <w:r>
+        <w:t xml:space="preserve">, Harry Manley</w:t>
       </w:r>
       <w:r>
         <w:rPr>
           <w:vertAlign w:val="superscript"/>
         </w:rPr>
-        <w:t xml:space="preserve">59</w:t>
-      </w:r>
-      <w:r>
-        <w:t xml:space="preserve">, Sara Álvarez-Solas</w:t>
+        <w:t xml:space="preserve">67,68</w:t>
+      </w:r>
+      <w:r>
+        <w:t xml:space="preserve">, Panita Suavansri</w:t>
       </w:r>
       <w:r>
         <w:rPr>
           <w:vertAlign w:val="superscript"/>
         </w:rPr>
-        <w:t xml:space="preserve">60</w:t>
-      </w:r>
-      <w:r>
-        <w:t xml:space="preserve">, Harry Manley</w:t>
+        <w:t xml:space="preserve">67</w:t>
+      </w:r>
+      <w:r>
+        <w:t xml:space="preserve">, Chun-Chia Kung</w:t>
       </w:r>
       <w:r>
         <w:rPr>
           <w:vertAlign w:val="superscript"/>
         </w:rPr>
-        <w:t xml:space="preserve">61,62</w:t>
-      </w:r>
-      <w:r>
-        <w:t xml:space="preserve">, Panita Suavansri</w:t>
+        <w:t xml:space="preserve">69</w:t>
+      </w:r>
+      <w:r>
+        <w:t xml:space="preserve">, Belemir Çoktok</w:t>
       </w:r>
       <w:r>
         <w:rPr>
           <w:vertAlign w:val="superscript"/>
         </w:rPr>
-        <w:t xml:space="preserve">61</w:t>
-      </w:r>
-      <w:r>
-        <w:t xml:space="preserve">, Chun-Chia Kung</w:t>
+        <w:t xml:space="preserve">70</w:t>
+      </w:r>
+      <w:r>
+        <w:t xml:space="preserve">, Asil Ali Özdoğru</w:t>
       </w:r>
       <w:r>
         <w:rPr>
           <w:vertAlign w:val="superscript"/>
         </w:rPr>
-        <w:t xml:space="preserve">63</w:t>
-      </w:r>
-      <w:r>
-        <w:t xml:space="preserve">, Belemir Çoktok</w:t>
+        <w:t xml:space="preserve">70,71</w:t>
+      </w:r>
+      <w:r>
+        <w:t xml:space="preserve">, Çağlar Solak</w:t>
       </w:r>
       <w:r>
         <w:rPr>
           <w:vertAlign w:val="superscript"/>
         </w:rPr>
-        <w:t xml:space="preserve">64</w:t>
-      </w:r>
-      <w:r>
-        <w:t xml:space="preserve">, Asil Ali Özdoğru</w:t>
+        <w:t xml:space="preserve">72</w:t>
+      </w:r>
+      <w:r>
+        <w:t xml:space="preserve">, Sinem Söylemez</w:t>
       </w:r>
       <w:r>
         <w:rPr>
           <w:vertAlign w:val="superscript"/>
         </w:rPr>
-        <w:t xml:space="preserve">64,65</w:t>
-      </w:r>
-      <w:r>
-        <w:t xml:space="preserve">, Çağlar Solak</w:t>
+        <w:t xml:space="preserve">72</w:t>
+      </w:r>
+      <w:r>
+        <w:t xml:space="preserve">, Sami Çoksan</w:t>
       </w:r>
       <w:r>
         <w:rPr>
           <w:vertAlign w:val="superscript"/>
         </w:rPr>
-        <w:t xml:space="preserve">66</w:t>
-      </w:r>
-      <w:r>
-        <w:t xml:space="preserve">, Sinem Söylemez</w:t>
+        <w:t xml:space="preserve">73,74</w:t>
+      </w:r>
+      <w:r>
+        <w:t xml:space="preserve">, İlker Dalgar</w:t>
       </w:r>
       <w:r>
         <w:rPr>
           <w:vertAlign w:val="superscript"/>
         </w:rPr>
-        <w:t xml:space="preserve">66</w:t>
-      </w:r>
-      <w:r>
-        <w:t xml:space="preserve">, Sami Çoksan</w:t>
+        <w:t xml:space="preserve">75</w:t>
+      </w:r>
+      <w:r>
+        <w:t xml:space="preserve">, Mahmoud Elsherif</w:t>
       </w:r>
       <w:r>
         <w:rPr>
           <w:vertAlign w:val="superscript"/>
         </w:rPr>
-        <w:t xml:space="preserve">67,68</w:t>
-      </w:r>
-      <w:r>
-        <w:t xml:space="preserve">, İlker Dalgar</w:t>
+        <w:t xml:space="preserve">76</w:t>
+      </w:r>
+      <w:r>
+        <w:t xml:space="preserve">, Martin Vasilev</w:t>
       </w:r>
       <w:r>
         <w:rPr>
           <w:vertAlign w:val="superscript"/>
         </w:rPr>
-        <w:t xml:space="preserve">69</w:t>
-      </w:r>
-      <w:r>
-        <w:t xml:space="preserve">, Mahmoud Elsherif</w:t>
+        <w:t xml:space="preserve">77</w:t>
+      </w:r>
+      <w:r>
+        <w:t xml:space="preserve">, Vinka Mlakic</w:t>
       </w:r>
       <w:r>
         <w:rPr>
           <w:vertAlign w:val="superscript"/>
         </w:rPr>
-        <w:t xml:space="preserve">70</w:t>
-      </w:r>
-      <w:r>
-        <w:t xml:space="preserve">, Martin Vasilev</w:t>
+        <w:t xml:space="preserve">78</w:t>
+      </w:r>
+      <w:r>
+        <w:t xml:space="preserve">, Elisabeth Oberzaucher</w:t>
       </w:r>
       <w:r>
         <w:rPr>
           <w:vertAlign w:val="superscript"/>
         </w:rPr>
-        <w:t xml:space="preserve">71</w:t>
-      </w:r>
-      <w:r>
-        <w:t xml:space="preserve">, Vinka Mlakic</w:t>
+        <w:t xml:space="preserve">79</w:t>
+      </w:r>
+      <w:r>
+        <w:t xml:space="preserve">, Stefan Stieger</w:t>
       </w:r>
       <w:r>
         <w:rPr>
           <w:vertAlign w:val="superscript"/>
         </w:rPr>
-        <w:t xml:space="preserve">72</w:t>
-      </w:r>
-      <w:r>
-        <w:t xml:space="preserve">, Elisabeth Oberzaucher</w:t>
+        <w:t xml:space="preserve">78</w:t>
+      </w:r>
+      <w:r>
+        <w:t xml:space="preserve">, Selina Volsa</w:t>
       </w:r>
       <w:r>
         <w:rPr>
           <w:vertAlign w:val="superscript"/>
         </w:rPr>
-        <w:t xml:space="preserve">73</w:t>
-      </w:r>
-      <w:r>
-        <w:t xml:space="preserve">, Stefan Stieger</w:t>
+        <w:t xml:space="preserve">78</w:t>
+      </w:r>
+      <w:r>
+        <w:t xml:space="preserve">, Erica D. Musser</w:t>
       </w:r>
       <w:r>
         <w:rPr>
           <w:vertAlign w:val="superscript"/>
         </w:rPr>
-        <w:t xml:space="preserve">72</w:t>
-      </w:r>
-      <w:r>
-        <w:t xml:space="preserve">, Selina Volsa</w:t>
+        <w:t xml:space="preserve">80</w:t>
+      </w:r>
+      <w:r>
+        <w:t xml:space="preserve">, Janis Zickfeld</w:t>
       </w:r>
       <w:r>
         <w:rPr>
           <w:vertAlign w:val="superscript"/>
         </w:rPr>
-        <w:t xml:space="preserve">72</w:t>
-      </w:r>
-      <w:r>
-        <w:t xml:space="preserve">, Janis Zickfeld</w:t>
+        <w:t xml:space="preserve">81</w:t>
+      </w:r>
+      <w:r>
+        <w:t xml:space="preserve">, &amp; Christopher R. Chartier</w:t>
       </w:r>
       <w:r>
         <w:rPr>
           <w:vertAlign w:val="superscript"/>
         </w:rPr>
-        <w:t xml:space="preserve">74</w:t>
-      </w:r>
-      <w:r>
-        <w:t xml:space="preserve">, &amp; Christopher R. Chartier</w:t>
-      </w:r>
-      <w:r>
-        <w:rPr>
-          <w:vertAlign w:val="superscript"/>
-        </w:rPr>
-        <w:t xml:space="preserve">30</w:t>
+        <w:t xml:space="preserve">32</w:t>
       </w:r>
     </w:p>
     <w:p>
@@ -1140,7 +1140,7 @@
         <w:t xml:space="preserve"> </w:t>
       </w:r>
       <w:r>
-        <w:t xml:space="preserve">Institute of Cognition and Culture, Queen’s University Belfast, Belfast, United Kingdom</w:t>
+        <w:t xml:space="preserve">Institute of Cognition and Culture, Queen’s University Belfast, Belfest, United Kingdom</w:t>
       </w:r>
     </w:p>
     <w:p>
@@ -1242,7 +1242,7 @@
         <w:t xml:space="preserve"> </w:t>
       </w:r>
       <w:r>
-        <w:t xml:space="preserve">Independent Researcher</w:t>
+        <w:t xml:space="preserve">Jubail English Language and Preparatory Year Institute, Royal Commission for Jubail and Yanbu, Saudi Arabia</w:t>
       </w:r>
     </w:p>
     <w:p>
@@ -1310,7 +1310,7 @@
         <w:t xml:space="preserve"> </w:t>
       </w:r>
       <w:r>
-        <w:t xml:space="preserve">School of Psychology, University of Queensland, Brisbane, Australia</w:t>
+        <w:t xml:space="preserve">Faculty of Philosophy, Universitary Center Foundation Santo André, Santo André, Brazil</w:t>
       </w:r>
     </w:p>
     <w:p>
@@ -1327,7 +1327,7 @@
         <w:t xml:space="preserve"> </w:t>
       </w:r>
       <w:r>
-        <w:t xml:space="preserve">Department of Psychology, Macquarie University, Sydney, Australia</w:t>
+        <w:t xml:space="preserve">School of Psychology, University of Queensland, Brisbane, Australia</w:t>
       </w:r>
     </w:p>
     <w:p>
@@ -1344,7 +1344,7 @@
         <w:t xml:space="preserve"> </w:t>
       </w:r>
       <w:r>
-        <w:t xml:space="preserve">Department of Philosophy, Macquarie University, Sydney, Australia</w:t>
+        <w:t xml:space="preserve">Department of Psychology, Macquarie University, Sydney, Australia</w:t>
       </w:r>
     </w:p>
     <w:p>
@@ -1361,7 +1361,7 @@
         <w:t xml:space="preserve"> </w:t>
       </w:r>
       <w:r>
-        <w:t xml:space="preserve">Department of Psychology, Bournemouth University, Bournemouth, United Kingdom</w:t>
+        <w:t xml:space="preserve">Department of Philosophy, Macquarie University, Sydney, Australia</w:t>
       </w:r>
     </w:p>
     <w:p>
@@ -1378,7 +1378,7 @@
         <w:t xml:space="preserve"> </w:t>
       </w:r>
       <w:r>
-        <w:t xml:space="preserve">Department of Psychology, Carleton University, Ottawa, Canada</w:t>
+        <w:t xml:space="preserve">Department of Psychology, Bournemouth University, Bournemouth, United Kingdom</w:t>
       </w:r>
     </w:p>
     <w:p>
@@ -1395,7 +1395,7 @@
         <w:t xml:space="preserve"> </w:t>
       </w:r>
       <w:r>
-        <w:t xml:space="preserve">Department of Psychology, University of Essex, Colchester, United Kingdom</w:t>
+        <w:t xml:space="preserve">Department of Psychology, Carleton University, Ottawa, Canada</w:t>
       </w:r>
     </w:p>
     <w:p>
@@ -1412,7 +1412,7 @@
         <w:t xml:space="preserve"> </w:t>
       </w:r>
       <w:r>
-        <w:t xml:space="preserve">School of Social, Psychological and Behavioural Sciences, Coventry University, Coventry, United Kingdom</w:t>
+        <w:t xml:space="preserve">Department of Psychology, University of Oregon, Eugene, United States of America</w:t>
       </w:r>
     </w:p>
     <w:p>
@@ -1429,7 +1429,7 @@
         <w:t xml:space="preserve"> </w:t>
       </w:r>
       <w:r>
-        <w:t xml:space="preserve">Department of Psychology, Maynooth University, Maynooth, Ireland</w:t>
+        <w:t xml:space="preserve">Department of Psychology, University of Essex, Colchester, United Kingdom</w:t>
       </w:r>
     </w:p>
     <w:p>
@@ -1446,7 +1446,7 @@
         <w:t xml:space="preserve"> </w:t>
       </w:r>
       <w:r>
-        <w:t xml:space="preserve">Division of Psychology, School of Social and Health Sciences, Abertay University, Dundee, United Kingdom</w:t>
+        <w:t xml:space="preserve">School of Human Sciences and Institute for Lifecourse Development, University of Greenwich, London, United Kingdom</w:t>
       </w:r>
     </w:p>
     <w:p>
@@ -1463,7 +1463,7 @@
         <w:t xml:space="preserve"> </w:t>
       </w:r>
       <w:r>
-        <w:t xml:space="preserve">School of Psychology, Faculty of Health Sciences and Wellbeing, University of Sunderland, Sunderland, United Kingdom</w:t>
+        <w:t xml:space="preserve">Department of Psychology, Maynooth University, Maynooth, Ireland</w:t>
       </w:r>
     </w:p>
     <w:p>
@@ -1480,7 +1480,7 @@
         <w:t xml:space="preserve"> </w:t>
       </w:r>
       <w:r>
-        <w:t xml:space="preserve">School of Psychology and Vision Sciences, University of Leicester, Leicester, United Kingdom</w:t>
+        <w:t xml:space="preserve">Division of Psychology, School of Social and Health Sciences, Abertay University, Dundee, United Kingdom</w:t>
       </w:r>
     </w:p>
     <w:p>
@@ -1497,7 +1497,7 @@
         <w:t xml:space="preserve"> </w:t>
       </w:r>
       <w:r>
-        <w:t xml:space="preserve">School of Psychology, University of Nottingham Malaysia, Selangor, Malaysia</w:t>
+        <w:t xml:space="preserve">School of Psychology, Faculty of Health Sciences and Wellbeing, University of Sunderland, Sunderland, United Kingdom</w:t>
       </w:r>
     </w:p>
     <w:p>
@@ -1514,7 +1514,7 @@
         <w:t xml:space="preserve"> </w:t>
       </w:r>
       <w:r>
-        <w:t xml:space="preserve">Department of Psychology, Alex Ekwueme Federal University, Ndufu-Alike, Nigeria</w:t>
+        <w:t xml:space="preserve">School of Psychology and Vision Sciences, University of Leicester, Leicester, United Kingdom</w:t>
       </w:r>
     </w:p>
     <w:p>
@@ -1531,7 +1531,7 @@
         <w:t xml:space="preserve"> </w:t>
       </w:r>
       <w:r>
-        <w:t xml:space="preserve">School of Psychology, University of Auckland, Auckland, New Zealand</w:t>
+        <w:t xml:space="preserve">School of Psychology, University of Nottingham Malaysia, Selangor, Malaysia</w:t>
       </w:r>
     </w:p>
     <w:p>
@@ -1548,7 +1548,7 @@
         <w:t xml:space="preserve"> </w:t>
       </w:r>
       <w:r>
-        <w:t xml:space="preserve">Department of Psychology, Ashland University, Ashland, United States of America</w:t>
+        <w:t xml:space="preserve">Department of Psychology, Alex Ekwueme Federal University, Ndufu-Alike, Nigeria</w:t>
       </w:r>
     </w:p>
     <w:p>
@@ -1565,7 +1565,7 @@
         <w:t xml:space="preserve"> </w:t>
       </w:r>
       <w:r>
-        <w:t xml:space="preserve">Department of Psychology, University of Alabama, Tuscaloosa, United States of America</w:t>
+        <w:t xml:space="preserve">School of Psychology, University of Auckland, Auckland, New Zealand</w:t>
       </w:r>
     </w:p>
     <w:p>
@@ -1582,7 +1582,7 @@
         <w:t xml:space="preserve"> </w:t>
       </w:r>
       <w:r>
-        <w:t xml:space="preserve">Hubbard Decision Research, Glen Ellyn, United States of America</w:t>
+        <w:t xml:space="preserve">Department of Psychology, Ashland University, Ashland, United States of America</w:t>
       </w:r>
     </w:p>
     <w:p>
@@ -1599,7 +1599,7 @@
         <w:t xml:space="preserve"> </w:t>
       </w:r>
       <w:r>
-        <w:t xml:space="preserve">Department of Psychology, Michigan State University, East Lansing, United States of America</w:t>
+        <w:t xml:space="preserve">Department of Psychology, University of Alabama, Tuscaloosa, United States of America</w:t>
       </w:r>
     </w:p>
     <w:p>
@@ -1616,7 +1616,7 @@
         <w:t xml:space="preserve"> </w:t>
       </w:r>
       <w:r>
-        <w:t xml:space="preserve">Department of Psychology, Ithaca College, Ithaca, United States of America</w:t>
+        <w:t xml:space="preserve">Hubbard Decision Research, Glen Ellyn, United States of America</w:t>
       </w:r>
     </w:p>
     <w:p>
@@ -1633,7 +1633,7 @@
         <w:t xml:space="preserve"> </w:t>
       </w:r>
       <w:r>
-        <w:t xml:space="preserve">Department of Psychology, University of Louisiana at Lafayette, Lafayette, United States of America</w:t>
+        <w:t xml:space="preserve">Department of Psychology, Michigan State University, East Lansing, United States of America</w:t>
       </w:r>
     </w:p>
     <w:p>
@@ -1650,7 +1650,7 @@
         <w:t xml:space="preserve"> </w:t>
       </w:r>
       <w:r>
-        <w:t xml:space="preserve">Department of Cognitive Science, Occidental College, Los Angeles, United States of America</w:t>
+        <w:t xml:space="preserve">Department of Psychology, Ithaca College, Ithaca, United States of America</w:t>
       </w:r>
     </w:p>
     <w:p>
@@ -1667,7 +1667,7 @@
         <w:t xml:space="preserve"> </w:t>
       </w:r>
       <w:r>
-        <w:t xml:space="preserve">Department of Psychology, University of Denver, Denver, United States of America</w:t>
+        <w:t xml:space="preserve">Department of Psychology, University of Louisiana at Lafayette, Lafayette, United States of America</w:t>
       </w:r>
     </w:p>
     <w:p>
@@ -1684,7 +1684,7 @@
         <w:t xml:space="preserve"> </w:t>
       </w:r>
       <w:r>
-        <w:t xml:space="preserve">Department of Psychology, Franklin and Marshall College, Lancaster, United States of America</w:t>
+        <w:t xml:space="preserve">Department of Cognitive Science, Occidental College, Los Angeles, United States of America</w:t>
       </w:r>
     </w:p>
     <w:p>
@@ -1701,7 +1701,7 @@
         <w:t xml:space="preserve"> </w:t>
       </w:r>
       <w:r>
-        <w:t xml:space="preserve">Faculty of Psychology, University of Vienna, Wien, Austria</w:t>
+        <w:t xml:space="preserve">Department of Psychology, University of Denver, Denver, United States of America</w:t>
       </w:r>
     </w:p>
     <w:p>
@@ -1718,7 +1718,7 @@
         <w:t xml:space="preserve"> </w:t>
       </w:r>
       <w:r>
-        <w:t xml:space="preserve">Department of Cognition, Emotion, and Methods in Psychology, Faculty of Psychology, University of Vienna, Vienna, Austria</w:t>
+        <w:t xml:space="preserve">Department of Psychology, Franklin and Marshall College, Lancaster, United States of America</w:t>
       </w:r>
     </w:p>
     <w:p>
@@ -1735,7 +1735,7 @@
         <w:t xml:space="preserve"> </w:t>
       </w:r>
       <w:r>
-        <w:t xml:space="preserve">Department of Psychology and Psychotherapy, Witten/Herdecke University, Witten, Germany</w:t>
+        <w:t xml:space="preserve">Statistics Austria</w:t>
       </w:r>
     </w:p>
     <w:p>
@@ -1752,7 +1752,7 @@
         <w:t xml:space="preserve"> </w:t>
       </w:r>
       <w:r>
-        <w:t xml:space="preserve">School of Education, National and Kapodistrian University of Athens, Athens, Greece</w:t>
+        <w:t xml:space="preserve">Faculty of Psychology, University of Vienna, Wien, Austria</w:t>
       </w:r>
     </w:p>
     <w:p>
@@ -1769,7 +1769,7 @@
         <w:t xml:space="preserve"> </w:t>
       </w:r>
       <w:r>
-        <w:t xml:space="preserve">Department of Psychology and School of Brain Sciences and Cognition, Ben Gurion University, Beer Sheba, Israel</w:t>
+        <w:t xml:space="preserve">Department of Cognition, Emotion, and Methods in Psychology, Faculty of Psychology, University of Vienna, Vienna, Austria</w:t>
       </w:r>
     </w:p>
     <w:p>
@@ -1786,7 +1786,7 @@
         <w:t xml:space="preserve"> </w:t>
       </w:r>
       <w:r>
-        <w:t xml:space="preserve">School of Studies in Life Science, Pt. Ravishankar Shukla University, Raipur, India</w:t>
+        <w:t xml:space="preserve">Department of Psychology and Psychotherapy, Witten/Herdecke University, Germany</w:t>
       </w:r>
     </w:p>
     <w:p>
@@ -1803,7 +1803,7 @@
         <w:t xml:space="preserve"> </w:t>
       </w:r>
       <w:r>
-        <w:t xml:space="preserve">Department of Health and Functioning, Western Norway University of Applied Sciences, Bergen, Norway</w:t>
+        <w:t xml:space="preserve">School of Education, National and Kapodistrian University of Athens, Athens, Greece</w:t>
       </w:r>
     </w:p>
     <w:p>
@@ -1820,7 +1820,7 @@
         <w:t xml:space="preserve"> </w:t>
       </w:r>
       <w:r>
-        <w:t xml:space="preserve">Department of Psychology, University of Oslo, Oslo, Norway</w:t>
+        <w:t xml:space="preserve">Department of Psychology and School of Brain Sciences and Cognition, Ben Gurion University, Beer Sheba, Israel</w:t>
       </w:r>
     </w:p>
     <w:p>
@@ -1837,7 +1837,7 @@
         <w:t xml:space="preserve"> </w:t>
       </w:r>
       <w:r>
-        <w:t xml:space="preserve">Department of Psychology, UiT - The Arctic University of Norway, Tromsø, Norway</w:t>
+        <w:t xml:space="preserve">School of Studies in Life Science, Pt. Ravishankar Shukla University, Raipur, India</w:t>
       </w:r>
     </w:p>
     <w:p>
@@ -1854,7 +1854,7 @@
         <w:t xml:space="preserve"> </w:t>
       </w:r>
       <w:r>
-        <w:t xml:space="preserve">Department of Psychology, Norwegian University of Science and Technology, Trondheim, Norway</w:t>
+        <w:t xml:space="preserve">Department of Health and Functioning, Western Norway University of Applied Sciences, Bergen, Norway</w:t>
       </w:r>
     </w:p>
     <w:p>
@@ -1871,7 +1871,7 @@
         <w:t xml:space="preserve"> </w:t>
       </w:r>
       <w:r>
-        <w:t xml:space="preserve">Institute of Psychology, Jagiellonian University, Krakow, Poland</w:t>
+        <w:t xml:space="preserve">Department of Communication and Culture, BI Norwegian Business School, Oslo, Norway</w:t>
       </w:r>
     </w:p>
     <w:p>
@@ -1888,7 +1888,7 @@
         <w:t xml:space="preserve"> </w:t>
       </w:r>
       <w:r>
-        <w:t xml:space="preserve">Iscte-University Institute of Lisbon, CIS-IUL, Lisbon, Portugal</w:t>
+        <w:t xml:space="preserve">Department of Psychology, University of Oslo, Oslo, Norway</w:t>
       </w:r>
     </w:p>
     <w:p>
@@ -1905,7 +1905,7 @@
         <w:t xml:space="preserve"> </w:t>
       </w:r>
       <w:r>
-        <w:t xml:space="preserve">Laboratory for Neurocognition and Applied Cognition, Faculty of Philosophy, University of Belgrade, Belgrade, Serbia</w:t>
+        <w:t xml:space="preserve">Department of Psychology, UiT - The Arctic University of Norway, Tromsø, Norway</w:t>
       </w:r>
     </w:p>
     <w:p>
@@ -1922,7 +1922,7 @@
         <w:t xml:space="preserve"> </w:t>
       </w:r>
       <w:r>
-        <w:t xml:space="preserve">Faculty of Arts and Humanities, University of Macau, Macau, China</w:t>
+        <w:t xml:space="preserve">Department of Psychology, Norwegian University of Science and Technology, Trondheim, Norway</w:t>
       </w:r>
     </w:p>
     <w:p>
@@ -1939,7 +1939,7 @@
         <w:t xml:space="preserve"> </w:t>
       </w:r>
       <w:r>
-        <w:t xml:space="preserve">Department of Psychology, Faculty of Arts, Pavol Jozef Šafarik University in Košice, Košice, Slovakia</w:t>
+        <w:t xml:space="preserve">Institute of Psychology, Jagiellonian University, Krakow, Poland</w:t>
       </w:r>
     </w:p>
     <w:p>
@@ -1956,7 +1956,7 @@
         <w:t xml:space="preserve"> </w:t>
       </w:r>
       <w:r>
-        <w:t xml:space="preserve">Institute of Social Sciences, CSPS, Slovak Academy of Sciences, Košice, Slovakia</w:t>
+        <w:t xml:space="preserve">Iscte-University Institute of Lisbon, CIS-IUL, Lisbon, Portugal</w:t>
       </w:r>
     </w:p>
     <w:p>
@@ -1973,7 +1973,7 @@
         <w:t xml:space="preserve"> </w:t>
       </w:r>
       <w:r>
-        <w:t xml:space="preserve">University of Jyväskylä, Finland</w:t>
+        <w:t xml:space="preserve">Laboratory for Neurocognition and Applied Cognition, Faculty of Philosophy, University of Belgrade, Belgrade, Serbia</w:t>
       </w:r>
     </w:p>
     <w:p>
@@ -1990,7 +1990,7 @@
         <w:t xml:space="preserve"> </w:t>
       </w:r>
       <w:r>
-        <w:t xml:space="preserve">Institute of Psychology, Faculty of Arts, University of Presov, Presov, Slovakia</w:t>
+        <w:t xml:space="preserve">Faculty of Arts and Humanities, University of Macau, Macau, China</w:t>
       </w:r>
     </w:p>
     <w:p>
@@ -2007,7 +2007,7 @@
         <w:t xml:space="preserve"> </w:t>
       </w:r>
       <w:r>
-        <w:t xml:space="preserve">Institute for Research and Development of Education, Faculty of Education, Charles University, Prague, Czechia</w:t>
+        <w:t xml:space="preserve">Department of Psychology, Faculty of Arts, Pavol Jozef Šafarik University in Košice, Košice, Slovakia</w:t>
       </w:r>
     </w:p>
     <w:p>
@@ -2024,7 +2024,7 @@
         <w:t xml:space="preserve"> </w:t>
       </w:r>
       <w:r>
-        <w:t xml:space="preserve">Institute of Psychology, Czech Academy of Sciences, Prague, Czechia</w:t>
+        <w:t xml:space="preserve">Centre of Social and Psychological Sciences, Slovak Academy of Sciences, Bratislava, Slovakia</w:t>
       </w:r>
     </w:p>
     <w:p>
@@ -2041,7 +2041,7 @@
         <w:t xml:space="preserve"> </w:t>
       </w:r>
       <w:r>
-        <w:t xml:space="preserve">Faculty of Psychology, Fundación Universitaria Konrad Lorenz, Bogotá, Colombia</w:t>
+        <w:t xml:space="preserve">Faculty of Education, Charles University, Prague, Czechia</w:t>
       </w:r>
     </w:p>
     <w:p>
@@ -2058,7 +2058,7 @@
         <w:t xml:space="preserve"> </w:t>
       </w:r>
       <w:r>
-        <w:t xml:space="preserve">Faculty of Health, International University of La Rioja (UNIR), Logroño, Spain</w:t>
+        <w:t xml:space="preserve">Faculty of Humanities and Social Sciences, University of Jyväskylä, Jyväskylä, Finland</w:t>
       </w:r>
     </w:p>
     <w:p>
@@ -2075,7 +2075,7 @@
         <w:t xml:space="preserve"> </w:t>
       </w:r>
       <w:r>
-        <w:t xml:space="preserve">Faculty of Psychology, Chulalongkorn University, Bangkok, Thailand</w:t>
+        <w:t xml:space="preserve">Institute of Psychology, Faculty of Arts, University of Presov, Presov, Slovakia</w:t>
       </w:r>
     </w:p>
     <w:p>
@@ -2092,7 +2092,7 @@
         <w:t xml:space="preserve"> </w:t>
       </w:r>
       <w:r>
-        <w:t xml:space="preserve">Faculty of Behavioral Sciences, Education, &amp; Languages, HELP University Subang 2, Malaysia</w:t>
+        <w:t xml:space="preserve">Department of Educational Psychology and Psychology of Health, Faculty of Arts, Pavol Jozef Safarik University, Slovakia</w:t>
       </w:r>
     </w:p>
     <w:p>
@@ -2109,7 +2109,7 @@
         <w:t xml:space="preserve"> </w:t>
       </w:r>
       <w:r>
-        <w:t xml:space="preserve">Department of Psychology, National Cheng Kung University, Tainan, Taiwan</w:t>
+        <w:t xml:space="preserve">Institute for Research and Development of Education, Faculty of Education, Charles University, Prague, Czechia</w:t>
       </w:r>
     </w:p>
     <w:p>
@@ -2126,7 +2126,7 @@
         <w:t xml:space="preserve"> </w:t>
       </w:r>
       <w:r>
-        <w:t xml:space="preserve">Department of Psychology, Üsküdar University, İstanbul, Turkey</w:t>
+        <w:t xml:space="preserve">Institute of Psychology, Czech Academy of Sciences, Prague, Czechia</w:t>
       </w:r>
     </w:p>
     <w:p>
@@ -2143,7 +2143,7 @@
         <w:t xml:space="preserve"> </w:t>
       </w:r>
       <w:r>
-        <w:t xml:space="preserve">Department of Psychology, Marmara University, İstanbul, Turkey</w:t>
+        <w:t xml:space="preserve">Faculty of Psychology, Fundación Universitaria Konrad Lorenz, Bogotá, Colombia</w:t>
       </w:r>
     </w:p>
     <w:p>
@@ -2160,7 +2160,7 @@
         <w:t xml:space="preserve"> </w:t>
       </w:r>
       <w:r>
-        <w:t xml:space="preserve">Department of Psychology, Manisa Celal Bayar University, Manisa, Turkey</w:t>
+        <w:t xml:space="preserve">Faculty of Health, International University of La Rioja (UNIR), Logroño, Spain</w:t>
       </w:r>
     </w:p>
     <w:p>
@@ -2177,7 +2177,7 @@
         <w:t xml:space="preserve"> </w:t>
       </w:r>
       <w:r>
-        <w:t xml:space="preserve">Department of Psychology, Erzurum Technical University, Erzurum, Turkey</w:t>
+        <w:t xml:space="preserve">Faculty of Psychology, Chulalongkorn University, Bangkok, Thailand</w:t>
       </w:r>
     </w:p>
     <w:p>
@@ -2194,7 +2194,7 @@
         <w:t xml:space="preserve"> </w:t>
       </w:r>
       <w:r>
-        <w:t xml:space="preserve">Network for Economic and Social Trends, Western University, London, Canada</w:t>
+        <w:t xml:space="preserve">Faculty of Behavioral Sciences, Education, &amp; Languages, HELP University, Subang 2, Malaysia</w:t>
       </w:r>
     </w:p>
     <w:p>
@@ -2211,7 +2211,7 @@
         <w:t xml:space="preserve"> </w:t>
       </w:r>
       <w:r>
-        <w:t xml:space="preserve">Department of Psychology, Ankara Medipol University, Ankara, Turkey</w:t>
+        <w:t xml:space="preserve">Department of Psychology, National Cheng Kung University, Tainan, Taiwan</w:t>
       </w:r>
     </w:p>
     <w:p>
@@ -2228,7 +2228,7 @@
         <w:t xml:space="preserve"> </w:t>
       </w:r>
       <w:r>
-        <w:t xml:space="preserve">Department of Psychology and Vision Sciences, University of Leicester, Leicester, United Kingdom</w:t>
+        <w:t xml:space="preserve">Department of Psychology, Üsküdar University, İstanbul, Turkey</w:t>
       </w:r>
     </w:p>
     <w:p>
@@ -2245,7 +2245,7 @@
         <w:t xml:space="preserve"> </w:t>
       </w:r>
       <w:r>
-        <w:t xml:space="preserve">Department of Experimental Psychology, University College London, London, United Kingdom</w:t>
+        <w:t xml:space="preserve">Department of Psychology, Marmara University, İstanbul, Turkey</w:t>
       </w:r>
     </w:p>
     <w:p>
@@ -2262,7 +2262,7 @@
         <w:t xml:space="preserve"> </w:t>
       </w:r>
       <w:r>
-        <w:t xml:space="preserve">Department of Psychology and Psychodynamics, Karl Landsteiner University of Health Sciences, Krems an der Donau, Austria</w:t>
+        <w:t xml:space="preserve">Department of Psychology, Manisa Celal Bayar University, Manisa, Turkey</w:t>
       </w:r>
     </w:p>
     <w:p>
@@ -2279,7 +2279,7 @@
         <w:t xml:space="preserve"> </w:t>
       </w:r>
       <w:r>
-        <w:t xml:space="preserve">Department of Evolutionary Anthropology, University of Vienna, Wien, Austria</w:t>
+        <w:t xml:space="preserve">Department of Psychology, Erzurum Technical University, Erzurum, Turkey</w:t>
       </w:r>
     </w:p>
     <w:p>
@@ -2296,7 +2296,126 @@
         <w:t xml:space="preserve"> </w:t>
       </w:r>
       <w:r>
-        <w:t xml:space="preserve">Department of Management Aarhus University, Aarhus, Denmark</w:t>
+        <w:t xml:space="preserve">Network for Economic and Social Trends, Western University, London, Canada</w:t>
+      </w:r>
+    </w:p>
+    <w:p>
+      <w:pPr>
+        <w:pStyle w:val="Author"/>
+      </w:pPr>
+      <w:r>
+        <w:rPr>
+          <w:vertAlign w:val="superscript"/>
+        </w:rPr>
+        <w:t xml:space="preserve">75</w:t>
+      </w:r>
+      <w:r>
+        <w:t xml:space="preserve"> </w:t>
+      </w:r>
+      <w:r>
+        <w:t xml:space="preserve">Department of Psychology, Ankara Medipol University, Ankara, Turkey</w:t>
+      </w:r>
+    </w:p>
+    <w:p>
+      <w:pPr>
+        <w:pStyle w:val="Author"/>
+      </w:pPr>
+      <w:r>
+        <w:rPr>
+          <w:vertAlign w:val="superscript"/>
+        </w:rPr>
+        <w:t xml:space="preserve">76</w:t>
+      </w:r>
+      <w:r>
+        <w:t xml:space="preserve"> </w:t>
+      </w:r>
+      <w:r>
+        <w:t xml:space="preserve">Department of Psychology and Vision Sciences, University of Leicester, Leicester, United Kingdom</w:t>
+      </w:r>
+    </w:p>
+    <w:p>
+      <w:pPr>
+        <w:pStyle w:val="Author"/>
+      </w:pPr>
+      <w:r>
+        <w:rPr>
+          <w:vertAlign w:val="superscript"/>
+        </w:rPr>
+        <w:t xml:space="preserve">77</w:t>
+      </w:r>
+      <w:r>
+        <w:t xml:space="preserve"> </w:t>
+      </w:r>
+      <w:r>
+        <w:t xml:space="preserve">Department of Experimental Psychology, University College London, London, United Kingdom</w:t>
+      </w:r>
+    </w:p>
+    <w:p>
+      <w:pPr>
+        <w:pStyle w:val="Author"/>
+      </w:pPr>
+      <w:r>
+        <w:rPr>
+          <w:vertAlign w:val="superscript"/>
+        </w:rPr>
+        <w:t xml:space="preserve">78</w:t>
+      </w:r>
+      <w:r>
+        <w:t xml:space="preserve"> </w:t>
+      </w:r>
+      <w:r>
+        <w:t xml:space="preserve">Department of Psychology and Psychodynamics, Karl Landsteiner University of Health Sciences, Krems an der Donau, Austria</w:t>
+      </w:r>
+    </w:p>
+    <w:p>
+      <w:pPr>
+        <w:pStyle w:val="Author"/>
+      </w:pPr>
+      <w:r>
+        <w:rPr>
+          <w:vertAlign w:val="superscript"/>
+        </w:rPr>
+        <w:t xml:space="preserve">79</w:t>
+      </w:r>
+      <w:r>
+        <w:t xml:space="preserve"> </w:t>
+      </w:r>
+      <w:r>
+        <w:t xml:space="preserve">Department of Evolutionary Anthropology, University of Vienna, Wien, Austria</w:t>
+      </w:r>
+    </w:p>
+    <w:p>
+      <w:pPr>
+        <w:pStyle w:val="Author"/>
+      </w:pPr>
+      <w:r>
+        <w:rPr>
+          <w:vertAlign w:val="superscript"/>
+        </w:rPr>
+        <w:t xml:space="preserve">80</w:t>
+      </w:r>
+      <w:r>
+        <w:t xml:space="preserve"> </w:t>
+      </w:r>
+      <w:r>
+        <w:t xml:space="preserve">Department of Psychology, Barnard College, New York, United States of America</w:t>
+      </w:r>
+    </w:p>
+    <w:p>
+      <w:pPr>
+        <w:pStyle w:val="Author"/>
+      </w:pPr>
+      <w:r>
+        <w:rPr>
+          <w:vertAlign w:val="superscript"/>
+        </w:rPr>
+        <w:t xml:space="preserve">81</w:t>
+      </w:r>
+      <w:r>
+        <w:t xml:space="preserve"> </w:t>
+      </w:r>
+      <w:r>
+        <w:t xml:space="preserve">Department of Management, Aarhus University, Aarhus, Denmark</w:t>
       </w:r>
     </w:p>
     <w:p>
@@ -2399,7 +2518,7 @@
         <w:pStyle w:val="authornote"/>
       </w:pPr>
       <w:r>
-        <w:t xml:space="preserve">The authors made the following contributions. Sau-Chin Chen: Conceptualization, Data curation, Funding acquisition, Investigation, Methodology, Project administration, Resources, Software, Supervision, Visualization; Erin Buchanan: Formal analysis, Funding acquisition, Investigation, Project administration, Supervision; Zoltan Kekecs: Formal analysis, Supervision; Jeremy K. Miller: Formal analysis, Funding acquisition, Methodology, Supervision; Anna Szabelska: Formal analysis, Software, Supervision; Balazs Aczel: Conceptualization, Data curation, Funding acquisition, Supervision; Pablo Bernabeu: Conceptualization, Data curation, Resources, Supervision; Patrick Forscher: Data curation, Supervision; Attila Szuts: Conceptualization, Data curation, Funding acquisition, Supervision; Zahir Vally: Conceptualization, Funding acquisition, Supervision; Ali H. Al-Hoorie: Conceptualization, Funding acquisition, Supervision; Mai Helmy: Conceptualization, Funding acquisition, Supervision; Caio Santos Alves da Silva: Conceptualization, Funding acquisition, Supervision; Luana Oliveira da Silva: Conceptualization, Funding acquisition, Supervision; Yago Luksevicius de Moraes: Conceptualization, Funding acquisition, Supervision; Rafael Ming Chi Santos Hsu: Conceptualization, Funding acquisition, Supervision; Anthonieta Looman Mafra: Conceptualization, Funding acquisition, Supervision; Jaroslava V. Valentova: Conceptualization, Funding acquisition, Supervision; Marco Antonio Correa Varella: Conceptualization, Funding acquisition, Supervision; Barnaby Dixson: Conceptualization, Supervision; Kim Peters: Conceptualization, Supervision; Nik Steffens: Conceptualization, Supervision; Omid Ghasemi: Conceptualization, Supervision; Andrew Roberts: Conceptualization, Supervision; Robert M. Ross: Conceptualization, Supervision; Ian D. Stephen: Conceptualization, Supervision; Marina Milyavskaya: Conceptualization, Supervision; Kelly Wang: Conceptualization, Supervision; Kaitlyn M. Werner: Conceptualization, Supervision; Dawn Liu Holford: Conceptualization, Supervision; Miroslav Sirota: Conceptualization, Supervision; Thomas Rhys Evans: Conceptualization, Supervision; Dermot Lynott: Conceptualization, Supervision; Bethany M. Lane: Conceptualization, Supervision; Danny Riis: Conceptualization, Supervision; Glenn P. Williams: Conceptualization, Supervision; Chrystalle B. Y. Tan: Conceptualization, Supervision; Alicia Foo: Conceptualization, Supervision; Steve M. J. Janssen: Conceptualization, Supervision; Nwadiogo Chisom Arinze: Conceptualization, Supervision; Izuchukwu Lawrence Gabriel Ndukaihe: Conceptualization, Supervision; David Moreau: Conceptualization, Supervision; Brianna Jurosic: Conceptualization, Supervision; Brynna Leach: Conceptualization, Supervision; Savannah Lewis: Conceptualization, Supervision; Peter R. Mallik: Conceptualization, Supervision; Kathleen Schmidt: Conceptualization, Funding acquisition, Supervision; William J. Chopik: Conceptualization, Supervision; Leigh Ann Vaughn: Conceptualization, Supervision; Manyu Li: Conceptualization, Supervision; Carmel A. Levitan: Conceptualization, Supervision; Daniel Storage: Conceptualization, Supervision; Carlota Batres: Conceptualization, Supervision; Janina Enachescu: Conceptualization, Funding acquisition, Supervision; Jerome Olsen: Conceptualization, Funding acquisition, Supervision; Martin Voracek: Conceptualization, Funding acquisition, Supervision; Claus Lamm: Conceptualization, Funding acquisition, Supervision; Ekaterina Pronizius: Conceptualization, Supervision; Tilli Ripp: Conceptualization, Supervision; Jan Philipp Röer: Conceptualization, Supervision; Roxane Schnepper: Conceptualization, Supervision; Marietta Papadatou-Pastou: Conceptualization, Funding acquisition, Supervision; Aviv Mokady: Conceptualization, Funding acquisition, Supervision; Niv Reggev: Conceptualization, Funding acquisition, Supervision; Priyanka Chandel: Conceptualization, Funding acquisition, Supervision; Pratibha Kujur: Conceptualization, Funding acquisition, Supervision; Babita Pande: Conceptualization, Funding acquisition, Methodology, Supervision; Arti Parganiha: Conceptualization, Funding acquisition, Methodology, Supervision; Noorshama Parveen: Conceptualization, Funding acquisition, Supervision; Sraddha Pradhan: Conceptualization, Funding acquisition, Supervision; Margaret Messiah Singh: Conceptualization, Supervision; Max Korbmacher: Conceptualization, Supervision; Jonas R. Kunst: Conceptualization, Funding acquisition, Supervision; Christian K. Tamnes: Conceptualization, Funding acquisition, Supervision; Frederike S. Woelfert: Conceptualization, Supervision; Kristoffer Klevjer: Conceptualization, Supervision; Sarah E. Martiny: Conceptualization, Supervision; Gerit Pfuhl: Conceptualization, Funding acquisition, Supervision; Sylwia Adamus: Conceptualization, Funding acquisition, Supervision; Krystian Barzykowski: Conceptualization, Funding acquisition, Methodology, Supervision; Katarzyna Filip: Conceptualization, Funding acquisition, Supervision; Patrícia Arriaga: Conceptualization, Funding acquisition, Supervision; Vasilije Gvozdenović: Conceptualization, Funding acquisition, Supervision; Vanja Ković: Conceptualization, Funding acquisition, Supervision; Zhong Chen: Conceptualization, Supervision; Fei Gao: Conceptualization, Funding acquisition, Supervision; Lisa Li: Conceptualization, Funding acquisition, Supervision; Jozef Bavoľár: Conceptualization, Funding acquisition, Supervision; Monika Hricová: Conceptualization, Funding acquisition, Supervision; Pavol Kačmár: Conceptualization, Funding acquisition, Supervision; Matúš Adamkovič: Conceptualization, Supervision; Peter Babinčák: Conceptualization, Supervision; Gabriel Baník: Conceptualization, Supervision; Ivan Ropovik: Conceptualization, Supervision; Danilo Zambrano Ricaurte: Conceptualization, Funding acquisition, Supervision; Sara Álvarez-Solas: Conceptualization, Funding acquisition, Supervision; Harry Manley: Conceptualization, Funding acquisition, Supervision; Panita Suavansri: Conceptualization, Funding acquisition, Supervision; Chun-Chia Kung: Conceptualization, Funding acquisition, Supervision; Belemir Çoktok: Conceptualization, Funding acquisition, Supervision; Asil Ali Özdoğru: Conceptualization, Funding acquisition, Supervision; Çağlar Solak: Conceptualization, Supervision; Sinem Söylemez: Conceptualization, Supervision; Sami Çoksan: Conceptualization, Funding acquisition, Supervision; İlker Dalgar: Funding acquisition, Supervision; Mahmoud Elsherif: Supervision; Martin Vasilev: Supervision; Vinka Mlakic: Funding acquisition, Supervision; Elisabeth Oberzaucher: Funding acquisition, Supervision; Stefan Stieger: Funding acquisition, Supervision; Selina Volsa: Funding acquisition, Supervision; Janis Zickfeld: Funding acquisition, Supervision; Christopher R. Chartier: Conceptualization, Formal analysis, Supervision.</w:t>
+        <w:t xml:space="preserve">The authors made the following contributions. Sau-Chin Chen: Conceptualization, Data curation, Formal analysis, Investigation, Methodology, Resources, Software, Supervision, Validation, Visualization, Writing - original draft, Writing - review &amp; editing; Erin Buchanan: Formal analysis, Project administration, Resources, Software, Validation, Writing - review &amp; editing; Zoltan Kekecs: Project administration, Writing - review &amp; editing; Jeremy K. Miller: Project administration, Resources, Supervision, Writing - review &amp; editing; Anna Szabelska: Project administration, Writing - original draft, Writing - review &amp; editing; Balazs Aczel: Investigation, Methodology, Resources, Writing - review &amp; editing; Pablo Bernabeu: Investigation, Methodology, Visualization, Writing - review &amp; editing; Patrick Forscher: Methodology, Writing - review &amp; editing; Attila Szuts: Investigation, Methodology, Resources, Writing - review &amp; editing; Zahir Vally: Investigation, Resources, Writing - review &amp; editing; Ali H. Al-Hoorie: Investigation, Resources, Writing - review &amp; editing; Mai Helmy: Investigation, Resources, Writing - review &amp; editing; Caio Santos Alves da Silva: Investigation, Resources, Writing - review &amp; editing; Luana Oliveira da Silva: Investigation, Resources, Writing - review &amp; editing; Yago Luksevicius de Moraes: Investigation, Resources, Writing - review &amp; editing; Rafael Ming Chi Santos Hsu: Investigation, Resources, Writing - review &amp; editing; Anthonieta Looman Mafra: Investigation, Resources, Writing - review &amp; editing; Jaroslava V. Valentova: Investigation, Resources, Writing - review &amp; editing; Marco Antonio Correa Varella: Investigation, Resources, Writing - review &amp; editing; Barnaby Dixson: Investigation, Writing - review &amp; editing; Kim Peters: Investigation, Writing - review &amp; editing; Nik Steffens: Investigation, Writing - review &amp; editing; Omid Ghasemi: Investigation, Writing - review &amp; editing; Andrew Roberts: Investigation, Writing - review &amp; editing; Robert M. Ross: Investigation, Writing - review &amp; editing; Ian D. Stephen: Investigation, Writing - review &amp; editing; Marina Milyavskaya: Investigation, Writing - review &amp; editing; Kelly Wang: Investigation, Writing - review &amp; editing; Kaitlyn M. Werner: Investigation, Writing - review &amp; editing; Dawn Liu Holford: Investigation, Writing - review &amp; editing; Miroslav Sirota: Investigation, Writing - review &amp; editing; Thomas Rhys Evans: Investigation, Writing - review &amp; editing; Dermot Lynott: Investigation, Writing - review &amp; editing; Bethany M. Lane: Investigation, Writing - review &amp; editing; Danny Riis Sahlholdt: Investigation, Writing - review &amp; editing; Glenn P. Williams: Investigation, Writing - review &amp; editing; Chrystalle B. Y. Tan: Investigation, Writing - review &amp; editing; Alicia Foo: Investigation, Writing - review &amp; editing; Steve M. J. Janssen: Investigation, Writing - review &amp; editing; Nwadiogo Chisom Arinze: Investigation, Writing - review &amp; editing; Izuchukwu Lawrence Gabriel Ndukaihe: Investigation, Writing - review &amp; editing; David Moreau: Investigation, Writing - review &amp; editing; Brianna Jurosic: Investigation, Writing - review &amp; editing; Brynna Leach: Investigation, Writing - review &amp; editing; Savannah Lewis: Investigation, Writing - review &amp; editing; Peter R. Mallik: Investigation, Writing - review &amp; editing; Kathleen Schmidt: Investigation, Resources, Writing - review &amp; editing; William J. Chopik: Investigation, Writing - review &amp; editing; Leigh Ann Vaughn: Investigation, Writing - review &amp; editing; Manyu Li: Investigation, Writing - review &amp; editing; Carmel A. Levitan: Investigation, Writing - review &amp; editing; Daniel Storage: Investigation, Writing - review &amp; editing; Carlota Batres: Investigation, Writing - review &amp; editing; Tyler McGee: Investigation, Writing - review &amp; editing; Janina Enachescu: Investigation, Resources, Writing - review &amp; editing; Jerome Olsen: Investigation, Resources, Writing - review &amp; editing; Martin Voracek: Investigation, Resources, Writing - review &amp; editing; Claus Lamm: Investigation, Resources, Writing - review &amp; editing; Ekaterina Pronizius: Investigation, Writing - review &amp; editing; Tilli Ripp: Investigation, Writing - review &amp; editing; Jan Philipp Röer: Investigation, Writing - review &amp; editing; Roxane Schnepper: Investigation, Writing - review &amp; editing; Marietta Papadatou-Pastou: Investigation, Resources, Writing - review &amp; editing; Aviv Mokady: Investigation, Resources, Writing - review &amp; editing; Niv Reggev: Investigation, Resources, Writing - review &amp; editing; Priyanka Chandel: Investigation, Resources, Writing - review &amp; editing; Pratibha Kujur: Investigation, Resources, Writing - review &amp; editing; Babita Pande: Investigation, Resources, Supervision, Writing - review &amp; editing; Arti Parganiha: Investigation, Resources, Supervision, Writing - review &amp; editing; Noorshama Parveen: Investigation, Resources, Writing - review &amp; editing; Sraddha Pradhan: Investigation, Resources, Writing - review &amp; editing; Margaret Messiah Singh: Investigation, Writing - review &amp; editing; Max Korbmacher: Investigation, Writing - review &amp; editing; Jonas R. Kunst: Investigation, Resources, Writing - review &amp; editing; Christian K. Tamnes: Investigation, Resources, Writing - review &amp; editing; Frederike S. Woelfert: Investigation, Writing - review &amp; editing; Kristoffer Klevjer: Investigation, Writing - review &amp; editing; Sarah E. Martiny: Investigation, Writing - review &amp; editing; Gerit Pfuhl: Investigation, Resources, Writing - review &amp; editing; Sylwia Adamus: Investigation, Resources, Writing - review &amp; editing; Krystian Barzykowski: Investigation, Resources, Supervision, Writing - review &amp; editing; Katarzyna Filip: Investigation, Resources, Writing - review &amp; editing; Patrícia Arriaga: Funding acquisition, Investigation, Resources, Writing - review &amp; editing; Vasilije Gvozdenović: Investigation, Resources, Writing - review &amp; editing; Vanja Ković: Investigation, Resources, Writing - review &amp; editing; Fei Gao: Investigation, Resources, Writing - review &amp; editing; Jingxiang Li: Investigation, Resources, Writing - review &amp; editing; Jozef Bavoľár: Investigation, Resources, Writing - review &amp; editing; Monika Hricová: Investigation, Resources, Writing - review &amp; editing; Pavol Kačmár: Investigation, Resources, Writing - review &amp; editing; Matúš Adamkovič: Investigation, Writing - review &amp; editing; Peter Babinčák: Investigation, Writing - review &amp; editing; Gabriel Baník: Investigation, Writing - review &amp; editing; Ivan Ropovik: Investigation, Writing - review &amp; editing; Danilo Zambrano Ricaurte: Investigation, Resources, Writing - review &amp; editing; Sara Álvarez-Solas: Investigation, Resources, Writing - review &amp; editing; Harry Manley: Investigation, Resources, Writing - review &amp; editing; Panita Suavansri: Investigation, Resources, Writing - review &amp; editing; Chun-Chia Kung: Investigation, Resources, Writing - review &amp; editing; Belemir Çoktok: Investigation, Resources, Writing - review &amp; editing; Asil Ali Özdoğru: Investigation, Resources, Writing - review &amp; editing; Çağlar Solak: Investigation, Writing - review &amp; editing; Sinem Söylemez: Investigation, Writing - review &amp; editing; Sami Çoksan: Investigation, Resources, Writing - review &amp; editing; İlker Dalgar: Resources, Writing - review &amp; editing; Mahmoud Elsherif: Writing - review &amp; editing; Martin Vasilev: Writing - review &amp; editing; Vinka Mlakic: Resources, Writing - review &amp; editing; Elisabeth Oberzaucher: Resources, Writing - review &amp; editing; Stefan Stieger: Resources, Writing - review &amp; editing; Selina Volsa: Resources, Writing - review &amp; editing; Janis Zickfeld: Resources, Writing - review &amp; editing; Christopher R. Chartier: Investigation, Project administration, Writing - review &amp; editing.</w:t>
       </w:r>
     </w:p>
     <w:p>
@@ -2407,7 +2526,7 @@
         <w:pStyle w:val="authornote"/>
       </w:pPr>
       <w:r>
-        <w:t xml:space="preserve">Correspondence concerning this article should be addressed to Sau-Chin Chen, No. 67, Jei-Ren St., Hualien City, Taiwan. E-mail:</w:t>
+        <w:t xml:space="preserve">Correspondence concerning this article should be addressed to Sau-Chin Chen, Enter postal address here. E-mail:</w:t>
       </w:r>
       <w:r>
         <w:t xml:space="preserve"> </w:t>
@@ -10084,7 +10203,7 @@
         <w:t xml:space="preserve"> </w:t>
       </w:r>
       <w:r>
-        <w:t xml:space="preserve">= 23, 4,225 were then examined for accuracy. Following our pre-registered plan, participants’ data were excluded from analyses of the sentence-picture and picture-picture tasks if their accuracy was below 70%. This threshold is common in research of this kind and helps ensure that the data reflect meaningful cognitive processing rather than random or inattentive responses. Overall,</w:t>
+        <w:t xml:space="preserve">= 23), 4,225 were then examined for accuracy. Following our pre-registered plan, participants’ data were excluded from analyses of the sentence-picture and picture-picture tasks if their accuracy was below 70%. This threshold is common in research of this kind and helps ensure that the data reflect meaningful cognitive processing rather than random or inattentive responses. Overall,</w:t>
       </w:r>
       <w:r>
         <w:t xml:space="preserve"> </w:t>

--- a/code/Stage2_Report_full.docx
+++ b/code/Stage2_Report_full.docx
@@ -2518,7 +2518,7 @@
         <w:pStyle w:val="authornote"/>
       </w:pPr>
       <w:r>
-        <w:t xml:space="preserve">The authors made the following contributions. Sau-Chin Chen: Conceptualization, Data curation, Formal analysis, Investigation, Methodology, Resources, Software, Supervision, Validation, Visualization, Writing - original draft, Writing - review &amp; editing; Erin Buchanan: Formal analysis, Project administration, Resources, Software, Validation, Writing - review &amp; editing; Zoltan Kekecs: Project administration, Writing - review &amp; editing; Jeremy K. Miller: Project administration, Resources, Supervision, Writing - review &amp; editing; Anna Szabelska: Project administration, Writing - original draft, Writing - review &amp; editing; Balazs Aczel: Investigation, Methodology, Resources, Writing - review &amp; editing; Pablo Bernabeu: Investigation, Methodology, Visualization, Writing - review &amp; editing; Patrick Forscher: Methodology, Writing - review &amp; editing; Attila Szuts: Investigation, Methodology, Resources, Writing - review &amp; editing; Zahir Vally: Investigation, Resources, Writing - review &amp; editing; Ali H. Al-Hoorie: Investigation, Resources, Writing - review &amp; editing; Mai Helmy: Investigation, Resources, Writing - review &amp; editing; Caio Santos Alves da Silva: Investigation, Resources, Writing - review &amp; editing; Luana Oliveira da Silva: Investigation, Resources, Writing - review &amp; editing; Yago Luksevicius de Moraes: Investigation, Resources, Writing - review &amp; editing; Rafael Ming Chi Santos Hsu: Investigation, Resources, Writing - review &amp; editing; Anthonieta Looman Mafra: Investigation, Resources, Writing - review &amp; editing; Jaroslava V. Valentova: Investigation, Resources, Writing - review &amp; editing; Marco Antonio Correa Varella: Investigation, Resources, Writing - review &amp; editing; Barnaby Dixson: Investigation, Writing - review &amp; editing; Kim Peters: Investigation, Writing - review &amp; editing; Nik Steffens: Investigation, Writing - review &amp; editing; Omid Ghasemi: Investigation, Writing - review &amp; editing; Andrew Roberts: Investigation, Writing - review &amp; editing; Robert M. Ross: Investigation, Writing - review &amp; editing; Ian D. Stephen: Investigation, Writing - review &amp; editing; Marina Milyavskaya: Investigation, Writing - review &amp; editing; Kelly Wang: Investigation, Writing - review &amp; editing; Kaitlyn M. Werner: Investigation, Writing - review &amp; editing; Dawn Liu Holford: Investigation, Writing - review &amp; editing; Miroslav Sirota: Investigation, Writing - review &amp; editing; Thomas Rhys Evans: Investigation, Writing - review &amp; editing; Dermot Lynott: Investigation, Writing - review &amp; editing; Bethany M. Lane: Investigation, Writing - review &amp; editing; Danny Riis Sahlholdt: Investigation, Writing - review &amp; editing; Glenn P. Williams: Investigation, Writing - review &amp; editing; Chrystalle B. Y. Tan: Investigation, Writing - review &amp; editing; Alicia Foo: Investigation, Writing - review &amp; editing; Steve M. J. Janssen: Investigation, Writing - review &amp; editing; Nwadiogo Chisom Arinze: Investigation, Writing - review &amp; editing; Izuchukwu Lawrence Gabriel Ndukaihe: Investigation, Writing - review &amp; editing; David Moreau: Investigation, Writing - review &amp; editing; Brianna Jurosic: Investigation, Writing - review &amp; editing; Brynna Leach: Investigation, Writing - review &amp; editing; Savannah Lewis: Investigation, Writing - review &amp; editing; Peter R. Mallik: Investigation, Writing - review &amp; editing; Kathleen Schmidt: Investigation, Resources, Writing - review &amp; editing; William J. Chopik: Investigation, Writing - review &amp; editing; Leigh Ann Vaughn: Investigation, Writing - review &amp; editing; Manyu Li: Investigation, Writing - review &amp; editing; Carmel A. Levitan: Investigation, Writing - review &amp; editing; Daniel Storage: Investigation, Writing - review &amp; editing; Carlota Batres: Investigation, Writing - review &amp; editing; Tyler McGee: Investigation, Writing - review &amp; editing; Janina Enachescu: Investigation, Resources, Writing - review &amp; editing; Jerome Olsen: Investigation, Resources, Writing - review &amp; editing; Martin Voracek: Investigation, Resources, Writing - review &amp; editing; Claus Lamm: Investigation, Resources, Writing - review &amp; editing; Ekaterina Pronizius: Investigation, Writing - review &amp; editing; Tilli Ripp: Investigation, Writing - review &amp; editing; Jan Philipp Röer: Investigation, Writing - review &amp; editing; Roxane Schnepper: Investigation, Writing - review &amp; editing; Marietta Papadatou-Pastou: Investigation, Resources, Writing - review &amp; editing; Aviv Mokady: Investigation, Resources, Writing - review &amp; editing; Niv Reggev: Investigation, Resources, Writing - review &amp; editing; Priyanka Chandel: Investigation, Resources, Writing - review &amp; editing; Pratibha Kujur: Investigation, Resources, Writing - review &amp; editing; Babita Pande: Investigation, Resources, Supervision, Writing - review &amp; editing; Arti Parganiha: Investigation, Resources, Supervision, Writing - review &amp; editing; Noorshama Parveen: Investigation, Resources, Writing - review &amp; editing; Sraddha Pradhan: Investigation, Resources, Writing - review &amp; editing; Margaret Messiah Singh: Investigation, Writing - review &amp; editing; Max Korbmacher: Investigation, Writing - review &amp; editing; Jonas R. Kunst: Investigation, Resources, Writing - review &amp; editing; Christian K. Tamnes: Investigation, Resources, Writing - review &amp; editing; Frederike S. Woelfert: Investigation, Writing - review &amp; editing; Kristoffer Klevjer: Investigation, Writing - review &amp; editing; Sarah E. Martiny: Investigation, Writing - review &amp; editing; Gerit Pfuhl: Investigation, Resources, Writing - review &amp; editing; Sylwia Adamus: Investigation, Resources, Writing - review &amp; editing; Krystian Barzykowski: Investigation, Resources, Supervision, Writing - review &amp; editing; Katarzyna Filip: Investigation, Resources, Writing - review &amp; editing; Patrícia Arriaga: Funding acquisition, Investigation, Resources, Writing - review &amp; editing; Vasilije Gvozdenović: Investigation, Resources, Writing - review &amp; editing; Vanja Ković: Investigation, Resources, Writing - review &amp; editing; Fei Gao: Investigation, Resources, Writing - review &amp; editing; Jingxiang Li: Investigation, Resources, Writing - review &amp; editing; Jozef Bavoľár: Investigation, Resources, Writing - review &amp; editing; Monika Hricová: Investigation, Resources, Writing - review &amp; editing; Pavol Kačmár: Investigation, Resources, Writing - review &amp; editing; Matúš Adamkovič: Investigation, Writing - review &amp; editing; Peter Babinčák: Investigation, Writing - review &amp; editing; Gabriel Baník: Investigation, Writing - review &amp; editing; Ivan Ropovik: Investigation, Writing - review &amp; editing; Danilo Zambrano Ricaurte: Investigation, Resources, Writing - review &amp; editing; Sara Álvarez-Solas: Investigation, Resources, Writing - review &amp; editing; Harry Manley: Investigation, Resources, Writing - review &amp; editing; Panita Suavansri: Investigation, Resources, Writing - review &amp; editing; Chun-Chia Kung: Investigation, Resources, Writing - review &amp; editing; Belemir Çoktok: Investigation, Resources, Writing - review &amp; editing; Asil Ali Özdoğru: Investigation, Resources, Writing - review &amp; editing; Çağlar Solak: Investigation, Writing - review &amp; editing; Sinem Söylemez: Investigation, Writing - review &amp; editing; Sami Çoksan: Investigation, Resources, Writing - review &amp; editing; İlker Dalgar: Resources, Writing - review &amp; editing; Mahmoud Elsherif: Writing - review &amp; editing; Martin Vasilev: Writing - review &amp; editing; Vinka Mlakic: Resources, Writing - review &amp; editing; Elisabeth Oberzaucher: Resources, Writing - review &amp; editing; Stefan Stieger: Resources, Writing - review &amp; editing; Selina Volsa: Resources, Writing - review &amp; editing; Janis Zickfeld: Resources, Writing - review &amp; editing; Christopher R. Chartier: Investigation, Project administration, Writing - review &amp; editing.</w:t>
+        <w:t xml:space="preserve">The authors made the following contributions. Sau-Chin Chen: Conceptualization, Data curation, Formal analysis, Investigation, Methodology, Resources, Software, Supervision, Validation, Visualization, Writing - original draft, Writing - review &amp; editing; Erin Buchanan: Formal analysis, Project administration, Resources, Software, Validation, Writing - review &amp; editing; Zoltan Kekecs: Project administration, Writing - review &amp; editing; Jeremy K. Miller: Project administration, Resources, Supervision, Writing - review &amp; editing; Anna Szabelska: Project administration, Writing - original draft, Writing - review &amp; editing; Balazs Aczel: Investigation, Methodology, Resources, Writing - review &amp; editing; Pablo Bernabeu: Investigation, Methodology, Visualization, Writing - review &amp; editing; Patrick Forscher: Methodology, Writing - review &amp; editing; Attila Szuts: Investigation, Methodology, Resources, Writing - review &amp; editing; Zahir Vally: Investigation, Resources, Writing - review &amp; editing; Ali H. Al-Hoorie: Investigation, Resources, Writing - review &amp; editing; Mai Helmy: Investigation, Resources, Writing - review &amp; editing; Caio Santos Alves da Silva: Investigation, Resources, Writing - review &amp; editing; Luana Oliveira da Silva: Investigation, Resources, Writing - review &amp; editing; Yago Luksevicius de Moraes: Investigation, Resources, Writing - review &amp; editing; Rafael Ming Chi Santos Hsu: Investigation, Resources, Writing - review &amp; editing; Anthonieta Looman Mafra: Investigation, Resources, Writing - review &amp; editing; Jaroslava V. Valentova: Investigation, Resources, Writing - review &amp; editing; Marco Antonio Correa Varella: Investigation, Resources, Writing - review &amp; editing; Barnaby Dixson: Investigation, Writing - review &amp; editing; Kim Peters: Investigation, Writing - review &amp; editing; Nik Steffens: Investigation, Writing - review &amp; editing; Omid Ghasemi: Investigation, Writing - review &amp; editing; Andrew Roberts: Investigation, Writing - review &amp; editing; Robert M. Ross: Investigation, Writing - review &amp; editing; Ian D. Stephen: Investigation, Writing - review &amp; editing; Marina Milyavskaya: Investigation, Writing - review &amp; editing; Kelly Wang: Investigation, Writing - review &amp; editing; Kaitlyn M. Werner: Investigation, Writing - review &amp; editing; Dawn Liu Holford: Investigation, Writing - review &amp; editing; Miroslav Sirota: Investigation, Writing - review &amp; editing; Thomas Rhys Evans: Investigation, Writing - review &amp; editing; Dermot Lynott: Investigation, Writing - review &amp; editing; Bethany M. Lane: Investigation, Writing - review &amp; editing; Danny Riis Sahlholdt: Investigation, Writing - review &amp; editing; Glenn P. Williams: Investigation, Writing - review &amp; editing; Chrystalle B. Y. Tan: Investigation, Writing - review &amp; editing; Alicia Foo: Investigation, Writing - review &amp; editing; Steve M. J. Janssen: Investigation, Writing - review &amp; editing; Nwadiogo Chisom Arinze: Investigation, Writing - review &amp; editing; Izuchukwu Lawrence Gabriel Ndukaihe: Investigation, Writing - review &amp; editing; David Moreau: Investigation, Writing - review &amp; editing; Brianna Jurosic: Investigation, Writing - review &amp; editing; Brynna Leach: Investigation, Writing - review &amp; editing; Savannah Lewis: Investigation, Writing - review &amp; editing; Peter R. Mallik: Investigation, Writing - review &amp; editing; Kathleen Schmidt: Investigation, Resources, Writing - review &amp; editing; William J. Chopik: Investigation, Writing - review &amp; editing; Leigh Ann Vaughn: Investigation, Writing - review &amp; editing; Manyu Li: Investigation, Writing - review &amp; editing; Carmel A. Levitan: Investigation, Writing - review &amp; editing; Daniel Storage: Investigation, Writing - review &amp; editing; Carlota Batres: Investigation, Writing - review &amp; editing; Tyler McGee: Investigation, Writing - review &amp; editing; Janina Enachescu: Investigation, Resources, Writing - review &amp; editing; Jerome Olsen: Investigation, Resources, Writing - review &amp; editing; Martin Voracek: Investigation, Resources, Writing - review &amp; editing; Claus Lamm: Investigation, Resources, Writing - review &amp; editing; Ekaterina Pronizius: Investigation, Writing - review &amp; editing; Tilli Ripp: Investigation, Writing - review &amp; editing; Jan Philipp Röer: Investigation, Writing - review &amp; editing; Roxane Schnepper: Investigation, Writing - review &amp; editing; Marietta Papadatou-Pastou: Investigation, Resources, Writing - review &amp; editing; Aviv Mokady: Investigation, Resources, Writing - review &amp; editing; Niv Reggev: Investigation, Resources, Writing - review &amp; editing; Priyanka Chandel: Investigation, Resources, Writing - review &amp; editing; Pratibha Kujur: Investigation, Resources, Writing - review &amp; editing; Babita Pande: Investigation, Resources, Supervision, Writing - review &amp; editing; Arti Parganiha: Investigation, Resources, Supervision, Writing - review &amp; editing; Noorshama Parveen: Investigation, Resources, Writing - review &amp; editing; Sraddha Pradhan: Investigation, Resources, Writing - review &amp; editing; Margaret Messiah Singh: Investigation, Writing - review &amp; editing; Max Korbmacher: Investigation, Writing - review &amp; editing; Jonas R. Kunst: Investigation, Resources, Writing - review &amp; editing; Christian K. Tamnes: Investigation, Resources, Writing - review &amp; editing; Frederike S. Woelfert: Investigation, Writing - review &amp; editing; Kristoffer Klevjer: Investigation, Writing - review &amp; editing; Sarah E. Martiny: Investigation, Writing - review &amp; editing; Gerit Pfuhl: Investigation, Resources, Writing - review &amp; editing; Sylwia Adamus: Investigation, Resources, Writing - review &amp; editing; Krystian Barzykowski: Investigation, Resources, Supervision, Writing - review &amp; editing; Katarzyna Filip: Investigation, Resources, Writing - review &amp; editing; Patrícia Arriaga: Funding acquisition, Investigation, Resources, Writing - review &amp; editing; Vasilije Gvozdenović: Investigation, Resources, Writing - review &amp; editing; Vanja Ković: Investigation, Resources, Writing - review &amp; editing; Fei Gao: Investigation, Resources, Writing - review &amp; editing; Jingxiang Li: Investigation, Resources, Writing - review &amp; editing; Jozef Bavoľár: Investigation, Resources, Writing - review &amp; editing; Monika Hricová: Investigation, Resources, Writing - review &amp; editing; Pavol Kačmár: Investigation, Resources, Writing - review &amp; editing; Matúš Adamkovič: Investigation, Writing - review &amp; editing; Peter Babinčák: Investigation, Writing - review &amp; editing; Gabriel Baník: Investigation, Writing - review &amp; editing; Ivan Ropovik: Investigation, Writing - review &amp; editing; Danilo Zambrano Ricaurte: Investigation, Resources, Writing - review &amp; editing; Sara Álvarez-Solas: Investigation, Resources, Writing - review &amp; editing; Harry Manley: Investigation, Resources, Writing - review &amp; editing; Panita Suavansri: Investigation, Resources, Writing - review &amp; editing; Chun-Chia Kung: Investigation, Resources, Writing - review &amp; editing; Belemir Çoktok: Investigation, Resources, Writing - review &amp; editing; Asil Ali Özdoğru: Investigation, Resources, Writing - review &amp; editing; Çağlar Solak: Investigation, Writing - review &amp; editing; Sinem Söylemez: Investigation, Writing - review &amp; editing; Sami Çoksan: Investigation, Resources, Writing - review &amp; editing; İlker Dalgar: Resources, Writing - review &amp; editing; Mahmoud Elsherif: Writing - review &amp; editing; Martin Vasilev: Writing - review &amp; editing; Vinka Mlakic: Resources, Writing - review &amp; editing; Elisabeth Oberzaucher: Resources, Writing - review &amp; editing; Stefan Stieger: Resources, Writing - review &amp; editing; Selina Volsa: Resources, Writing - review &amp; editing; Erica D. Musser: Investigation, Writing - review &amp; editing; Janis Zickfeld: Resources, Writing - review &amp; editing; Christopher R. Chartier: Investigation, Project administration, Writing - review &amp; editing.</w:t>
       </w:r>
     </w:p>
     <w:p>
@@ -2526,7 +2526,7 @@
         <w:pStyle w:val="authornote"/>
       </w:pPr>
       <w:r>
-        <w:t xml:space="preserve">Correspondence concerning this article should be addressed to Sau-Chin Chen, Enter postal address here. E-mail:</w:t>
+        <w:t xml:space="preserve">Correspondence concerning this article should be addressed to Sau-Chin Chen, No. 67, Jei-Ren St., Hualien City, Taiwan. E-mail:</w:t>
       </w:r>
       <w:r>
         <w:t xml:space="preserve"> </w:t>

--- a/code/Stage2_Report_full.docx
+++ b/code/Stage2_Report_full.docx
@@ -2593,7 +2593,7 @@
         <w:t xml:space="preserve"> </w:t>
       </w:r>
       <w:r>
-        <w:t xml:space="preserve">(Ostarek &amp; Huettig, 2019; Scorolli, 2014)</w:t>
+        <w:t xml:space="preserve">(Ostarek &amp; Huettig, 2019)</w:t>
       </w:r>
       <w:r>
         <w:t xml:space="preserve">. Theoretical frameworks of conceptual processing describe the integration of linguistic representations and situated simulation</w:t>
@@ -2611,7 +2611,7 @@
         <w:t xml:space="preserve"> </w:t>
       </w:r>
       <w:r>
-        <w:t xml:space="preserve">(Barsalou, 1999; Wilson, 2002)</w:t>
+        <w:t xml:space="preserve">(Barsalou, 1999)</w:t>
       </w:r>
       <w:r>
         <w:t xml:space="preserve">, as cognition is thought to be an interaction of the body, environment, and processing</w:t>
@@ -13273,16 +13273,7 @@
         <w:t xml:space="preserve">(Kaschak &amp; Madden, 2021; McNamara, 2005)</w:t>
       </w:r>
       <w:r>
-        <w:t xml:space="preserve">. To scrutinize these effects, future studies could augment the sentence-picture verification task to compare the degree of priming based on object orientation with the priming based on other semantic information. The present study constitutes the first large-scale, cross-linguistic approach to the object orientation effect. Cross-linguistic studies are rare in the present topic, and generally in the topic of conceptual/semantic processing. In future studies, the basis for cross-linguistic comparisons in conceptual processing should be expanded, for instance, by studying the lexicosemantic features of the stimuli used, how those differ across languages, and how those differences may influence psycholinguistic processing. For the development of this founding work, the field of linguistic relativity may be useful as a model</w:t>
-      </w:r>
-      <w:r>
-        <w:t xml:space="preserve"> </w:t>
-      </w:r>
-      <w:r>
-        <w:t xml:space="preserve">(e.g., Athanasopoulos, 2023)</w:t>
-      </w:r>
-      <w:r>
-        <w:t xml:space="preserve">.</w:t>
+        <w:t xml:space="preserve">. To scrutinize these effects, future studies could augment the sentence-picture verification task to compare the degree of priming based on object orientation with the priming based on other semantic information. The present study constitutes the first large-scale, cross-linguistic approach to the object orientation effect. Cross-linguistic studies are rare in the present topic, and generally in the topic of conceptual/semantic processing. In future studies, the basis for cross-linguistic comparisons in conceptual processing should be expanded, for instance, by studying the lexicosemantic features of the stimuli used, how those differ across languages, and how those differences may influence psycholinguistic processing. For the development of this founding work, the field of linguistic relativity may be useful as a model.</w:t>
       </w:r>
     </w:p>
     <w:p>
@@ -13457,13 +13448,13 @@
       </w:r>
     </w:p>
     <w:bookmarkEnd w:id="63"/>
-    <w:bookmarkStart w:id="66" w:name="data-avaliability"/>
+    <w:bookmarkStart w:id="66" w:name="data-availability"/>
     <w:p>
       <w:pPr>
         <w:pStyle w:val="berschrift2"/>
       </w:pPr>
       <w:r>
-        <w:t xml:space="preserve">Data Avaliability</w:t>
+        <w:t xml:space="preserve">Data Availability</w:t>
       </w:r>
     </w:p>
     <w:p>
@@ -13539,7 +13530,7 @@
     </w:p>
     <w:bookmarkEnd w:id="67"/>
     <w:bookmarkEnd w:id="68"/>
-    <w:bookmarkStart w:id="162" w:name="references"/>
+    <w:bookmarkStart w:id="158" w:name="references"/>
     <w:p>
       <w:pPr>
         <w:pStyle w:val="berschrift1"/>
@@ -13548,39 +13539,13 @@
         <w:t xml:space="preserve">References</w:t>
       </w:r>
     </w:p>
-    <w:bookmarkStart w:id="161" w:name="refs"/>
-    <w:bookmarkStart w:id="69" w:name="ref-athanasopoulos2023"/>
+    <w:bookmarkStart w:id="157" w:name="refs"/>
+    <w:bookmarkStart w:id="70" w:name="ref-barsalouPerceptualSymbolSystems1999"/>
     <w:p>
       <w:pPr>
         <w:pStyle w:val="Literaturverzeichnis"/>
       </w:pPr>
       <w:r>
-        <w:t xml:space="preserve">Athanasopoulos, P. (2023).</w:t>
-      </w:r>
-      <w:r>
-        <w:t xml:space="preserve"> </w:t>
-      </w:r>
-      <w:r>
-        <w:rPr>
-          <w:i/>
-          <w:iCs/>
-        </w:rPr>
-        <w:t xml:space="preserve">Linguistic relativity</w:t>
-      </w:r>
-      <w:r>
-        <w:t xml:space="preserve"> </w:t>
-      </w:r>
-      <w:r>
-        <w:t xml:space="preserve">(J. Culpeper, Ed.; pp. 469–477). Routledge.</w:t>
-      </w:r>
-    </w:p>
-    <w:bookmarkEnd w:id="69"/>
-    <w:bookmarkStart w:id="71" w:name="ref-barsalouPerceptualSymbolSystems1999"/>
-    <w:p>
-      <w:pPr>
-        <w:pStyle w:val="Literaturverzeichnis"/>
-      </w:pPr>
-      <w:r>
         <w:t xml:space="preserve">Barsalou, L. W. (1999). Perceptual symbol systems.</w:t>
       </w:r>
       <w:r>
@@ -13612,7 +13577,7 @@
       <w:r>
         <w:t xml:space="preserve"> </w:t>
       </w:r>
-      <w:hyperlink r:id="rId70">
+      <w:hyperlink r:id="rId69">
         <w:r>
           <w:rPr>
             <w:rStyle w:val="Hyperlink"/>
@@ -13621,8 +13586,8 @@
         </w:r>
       </w:hyperlink>
     </w:p>
-    <w:bookmarkEnd w:id="71"/>
-    <w:bookmarkStart w:id="73" w:name="ref-barsalou_grounded_2008"/>
+    <w:bookmarkEnd w:id="70"/>
+    <w:bookmarkStart w:id="72" w:name="ref-barsalou_grounded_2008"/>
     <w:p>
       <w:pPr>
         <w:pStyle w:val="Literaturverzeichnis"/>
@@ -13659,7 +13624,7 @@
       <w:r>
         <w:t xml:space="preserve"> </w:t>
       </w:r>
-      <w:hyperlink r:id="rId72">
+      <w:hyperlink r:id="rId71">
         <w:r>
           <w:rPr>
             <w:rStyle w:val="Hyperlink"/>
@@ -13668,8 +13633,8 @@
         </w:r>
       </w:hyperlink>
     </w:p>
-    <w:bookmarkEnd w:id="73"/>
-    <w:bookmarkStart w:id="75" w:name="X771019d8c418e89e63d3492e82a2a2f5caf7c01"/>
+    <w:bookmarkEnd w:id="72"/>
+    <w:bookmarkStart w:id="74" w:name="X771019d8c418e89e63d3492e82a2a2f5caf7c01"/>
     <w:p>
       <w:pPr>
         <w:pStyle w:val="Literaturverzeichnis"/>
@@ -13706,7 +13671,7 @@
       <w:r>
         <w:t xml:space="preserve"> </w:t>
       </w:r>
-      <w:hyperlink r:id="rId74">
+      <w:hyperlink r:id="rId73">
         <w:r>
           <w:rPr>
             <w:rStyle w:val="Hyperlink"/>
@@ -13715,8 +13680,8 @@
         </w:r>
       </w:hyperlink>
     </w:p>
-    <w:bookmarkEnd w:id="75"/>
-    <w:bookmarkStart w:id="77" w:name="ref-barsalou2020"/>
+    <w:bookmarkEnd w:id="74"/>
+    <w:bookmarkStart w:id="76" w:name="ref-barsalou2020"/>
     <w:p>
       <w:pPr>
         <w:pStyle w:val="Literaturverzeichnis"/>
@@ -13753,7 +13718,7 @@
       <w:r>
         <w:t xml:space="preserve"> </w:t>
       </w:r>
-      <w:hyperlink r:id="rId76">
+      <w:hyperlink r:id="rId75">
         <w:r>
           <w:rPr>
             <w:rStyle w:val="Hyperlink"/>
@@ -13762,8 +13727,8 @@
         </w:r>
       </w:hyperlink>
     </w:p>
-    <w:bookmarkEnd w:id="77"/>
-    <w:bookmarkStart w:id="79" w:name="ref-bernabeu2022"/>
+    <w:bookmarkEnd w:id="76"/>
+    <w:bookmarkStart w:id="78" w:name="ref-bernabeu2022"/>
     <w:p>
       <w:pPr>
         <w:pStyle w:val="Literaturverzeichnis"/>
@@ -13787,7 +13752,7 @@
       <w:r>
         <w:t xml:space="preserve"> </w:t>
       </w:r>
-      <w:hyperlink r:id="rId78">
+      <w:hyperlink r:id="rId77">
         <w:r>
           <w:rPr>
             <w:rStyle w:val="Hyperlink"/>
@@ -13796,8 +13761,8 @@
         </w:r>
       </w:hyperlink>
     </w:p>
-    <w:bookmarkEnd w:id="79"/>
-    <w:bookmarkStart w:id="81" w:name="ref-bolker2015"/>
+    <w:bookmarkEnd w:id="78"/>
+    <w:bookmarkStart w:id="80" w:name="ref-bolker2015"/>
     <w:p>
       <w:pPr>
         <w:pStyle w:val="Literaturverzeichnis"/>
@@ -13824,7 +13789,7 @@
       <w:r>
         <w:t xml:space="preserve"> </w:t>
       </w:r>
-      <w:hyperlink r:id="rId80">
+      <w:hyperlink r:id="rId79">
         <w:r>
           <w:rPr>
             <w:rStyle w:val="Hyperlink"/>
@@ -13833,8 +13798,8 @@
         </w:r>
       </w:hyperlink>
     </w:p>
-    <w:bookmarkEnd w:id="81"/>
-    <w:bookmarkStart w:id="83" w:name="ref-chenDoesObjectSize2020"/>
+    <w:bookmarkEnd w:id="80"/>
+    <w:bookmarkStart w:id="82" w:name="ref-chenDoesObjectSize2020"/>
     <w:p>
       <w:pPr>
         <w:pStyle w:val="Literaturverzeichnis"/>
@@ -13871,7 +13836,7 @@
       <w:r>
         <w:t xml:space="preserve"> </w:t>
       </w:r>
-      <w:hyperlink r:id="rId82">
+      <w:hyperlink r:id="rId81">
         <w:r>
           <w:rPr>
             <w:rStyle w:val="Hyperlink"/>
@@ -13880,8 +13845,8 @@
         </w:r>
       </w:hyperlink>
     </w:p>
-    <w:bookmarkEnd w:id="83"/>
-    <w:bookmarkStart w:id="85" w:name="ref-chuSpontaneousGesturesMental2008"/>
+    <w:bookmarkEnd w:id="82"/>
+    <w:bookmarkStart w:id="84" w:name="ref-chuSpontaneousGesturesMental2008"/>
     <w:p>
       <w:pPr>
         <w:pStyle w:val="Literaturverzeichnis"/>
@@ -13930,7 +13895,7 @@
       <w:r>
         <w:t xml:space="preserve"> </w:t>
       </w:r>
-      <w:hyperlink r:id="rId84">
+      <w:hyperlink r:id="rId83">
         <w:r>
           <w:rPr>
             <w:rStyle w:val="Hyperlink"/>
@@ -13939,8 +13904,8 @@
         </w:r>
       </w:hyperlink>
     </w:p>
-    <w:bookmarkEnd w:id="85"/>
-    <w:bookmarkStart w:id="87" w:name="ref-cohenMentalRotationMental1993"/>
+    <w:bookmarkEnd w:id="84"/>
+    <w:bookmarkStart w:id="86" w:name="ref-cohenMentalRotationMental1993"/>
     <w:p>
       <w:pPr>
         <w:pStyle w:val="Literaturverzeichnis"/>
@@ -13977,7 +13942,7 @@
       <w:r>
         <w:t xml:space="preserve"> </w:t>
       </w:r>
-      <w:hyperlink r:id="rId86">
+      <w:hyperlink r:id="rId85">
         <w:r>
           <w:rPr>
             <w:rStyle w:val="Hyperlink"/>
@@ -13986,8 +13951,8 @@
         </w:r>
       </w:hyperlink>
     </w:p>
-    <w:bookmarkEnd w:id="87"/>
-    <w:bookmarkStart w:id="89" w:name="ref-connellRepresentingObjectColour2007"/>
+    <w:bookmarkEnd w:id="86"/>
+    <w:bookmarkStart w:id="88" w:name="ref-connellRepresentingObjectColour2007"/>
     <w:p>
       <w:pPr>
         <w:pStyle w:val="Literaturverzeichnis"/>
@@ -14024,7 +13989,7 @@
       <w:r>
         <w:t xml:space="preserve"> </w:t>
       </w:r>
-      <w:hyperlink r:id="rId88">
+      <w:hyperlink r:id="rId87">
         <w:r>
           <w:rPr>
             <w:rStyle w:val="Hyperlink"/>
@@ -14033,8 +13998,8 @@
         </w:r>
       </w:hyperlink>
     </w:p>
-    <w:bookmarkEnd w:id="89"/>
-    <w:bookmarkStart w:id="91" w:name="ref-koning_mental_2017"/>
+    <w:bookmarkEnd w:id="88"/>
+    <w:bookmarkStart w:id="90" w:name="ref-koning_mental_2017"/>
     <w:p>
       <w:pPr>
         <w:pStyle w:val="Literaturverzeichnis"/>
@@ -14071,7 +14036,7 @@
       <w:r>
         <w:t xml:space="preserve"> </w:t>
       </w:r>
-      <w:hyperlink r:id="rId90">
+      <w:hyperlink r:id="rId89">
         <w:r>
           <w:rPr>
             <w:rStyle w:val="Hyperlink"/>
@@ -14080,8 +14045,8 @@
         </w:r>
       </w:hyperlink>
     </w:p>
-    <w:bookmarkEnd w:id="91"/>
-    <w:bookmarkStart w:id="93" w:name="ref-dekoningSizeDoesMatter2017"/>
+    <w:bookmarkEnd w:id="90"/>
+    <w:bookmarkStart w:id="92" w:name="ref-dekoningSizeDoesMatter2017"/>
     <w:p>
       <w:pPr>
         <w:pStyle w:val="Literaturverzeichnis"/>
@@ -14130,7 +14095,7 @@
       <w:r>
         <w:t xml:space="preserve"> </w:t>
       </w:r>
-      <w:hyperlink r:id="rId92">
+      <w:hyperlink r:id="rId91">
         <w:r>
           <w:rPr>
             <w:rStyle w:val="Hyperlink"/>
@@ -14139,8 +14104,8 @@
         </w:r>
       </w:hyperlink>
     </w:p>
-    <w:bookmarkEnd w:id="93"/>
-    <w:bookmarkStart w:id="95" w:name="Xe3fd8b19a531c4d0e161acb5d4b49daa372816c"/>
+    <w:bookmarkEnd w:id="92"/>
+    <w:bookmarkStart w:id="94" w:name="Xe3fd8b19a531c4d0e161acb5d4b49daa372816c"/>
     <w:p>
       <w:pPr>
         <w:pStyle w:val="Literaturverzeichnis"/>
@@ -14177,7 +14142,7 @@
       <w:r>
         <w:t xml:space="preserve"> </w:t>
       </w:r>
-      <w:hyperlink r:id="rId94">
+      <w:hyperlink r:id="rId93">
         <w:r>
           <w:rPr>
             <w:rStyle w:val="Hyperlink"/>
@@ -14186,8 +14151,8 @@
         </w:r>
       </w:hyperlink>
     </w:p>
-    <w:bookmarkEnd w:id="95"/>
-    <w:bookmarkStart w:id="97" w:name="ref-fernandino2022"/>
+    <w:bookmarkEnd w:id="94"/>
+    <w:bookmarkStart w:id="96" w:name="ref-fernandino2022"/>
     <w:p>
       <w:pPr>
         <w:pStyle w:val="Literaturverzeichnis"/>
@@ -14224,7 +14189,7 @@
       <w:r>
         <w:t xml:space="preserve"> </w:t>
       </w:r>
-      <w:hyperlink r:id="rId96">
+      <w:hyperlink r:id="rId95">
         <w:r>
           <w:rPr>
             <w:rStyle w:val="Hyperlink"/>
@@ -14233,8 +14198,8 @@
         </w:r>
       </w:hyperlink>
     </w:p>
-    <w:bookmarkEnd w:id="97"/>
-    <w:bookmarkStart w:id="99" w:name="ref-frickMentalObjectRotation2013"/>
+    <w:bookmarkEnd w:id="96"/>
+    <w:bookmarkStart w:id="98" w:name="ref-frickMentalObjectRotation2013"/>
     <w:p>
       <w:pPr>
         <w:pStyle w:val="Literaturverzeichnis"/>
@@ -14271,7 +14236,7 @@
       <w:r>
         <w:t xml:space="preserve"> </w:t>
       </w:r>
-      <w:hyperlink r:id="rId98">
+      <w:hyperlink r:id="rId97">
         <w:r>
           <w:rPr>
             <w:rStyle w:val="Hyperlink"/>
@@ -14280,8 +14245,8 @@
         </w:r>
       </w:hyperlink>
     </w:p>
-    <w:bookmarkEnd w:id="99"/>
-    <w:bookmarkStart w:id="101" w:name="ref-kaschakEmbodimentLabTheory2021"/>
+    <w:bookmarkEnd w:id="98"/>
+    <w:bookmarkStart w:id="100" w:name="ref-kaschakEmbodimentLabTheory2021"/>
     <w:p>
       <w:pPr>
         <w:pStyle w:val="Literaturverzeichnis"/>
@@ -14367,7 +14332,7 @@
       <w:r>
         <w:t xml:space="preserve"> </w:t>
       </w:r>
-      <w:hyperlink r:id="rId100">
+      <w:hyperlink r:id="rId99">
         <w:r>
           <w:rPr>
             <w:rStyle w:val="Hyperlink"/>
@@ -14376,8 +14341,8 @@
         </w:r>
       </w:hyperlink>
     </w:p>
-    <w:bookmarkEnd w:id="101"/>
-    <w:bookmarkStart w:id="103" w:name="ref-kosterMentalSimulationObject2018"/>
+    <w:bookmarkEnd w:id="100"/>
+    <w:bookmarkStart w:id="102" w:name="ref-kosterMentalSimulationObject2018"/>
     <w:p>
       <w:pPr>
         <w:pStyle w:val="Literaturverzeichnis"/>
@@ -14426,7 +14391,7 @@
       <w:r>
         <w:t xml:space="preserve"> </w:t>
       </w:r>
-      <w:hyperlink r:id="rId102">
+      <w:hyperlink r:id="rId101">
         <w:r>
           <w:rPr>
             <w:rStyle w:val="Hyperlink"/>
@@ -14435,8 +14400,8 @@
         </w:r>
       </w:hyperlink>
     </w:p>
-    <w:bookmarkEnd w:id="103"/>
-    <w:bookmarkStart w:id="105" w:name="ref-liERPStudyMental2017"/>
+    <w:bookmarkEnd w:id="102"/>
+    <w:bookmarkStart w:id="104" w:name="ref-liERPStudyMental2017"/>
     <w:p>
       <w:pPr>
         <w:pStyle w:val="Literaturverzeichnis"/>
@@ -14482,7 +14447,7 @@
       <w:r>
         <w:t xml:space="preserve"> </w:t>
       </w:r>
-      <w:hyperlink r:id="rId104">
+      <w:hyperlink r:id="rId103">
         <w:r>
           <w:rPr>
             <w:rStyle w:val="Hyperlink"/>
@@ -14491,8 +14456,8 @@
         </w:r>
       </w:hyperlink>
     </w:p>
-    <w:bookmarkEnd w:id="105"/>
-    <w:bookmarkStart w:id="107" w:name="ref-lokenMeasurementErrorReplication2017"/>
+    <w:bookmarkEnd w:id="104"/>
+    <w:bookmarkStart w:id="106" w:name="ref-lokenMeasurementErrorReplication2017"/>
     <w:p>
       <w:pPr>
         <w:pStyle w:val="Literaturverzeichnis"/>
@@ -14529,7 +14494,7 @@
       <w:r>
         <w:t xml:space="preserve"> </w:t>
       </w:r>
-      <w:hyperlink r:id="rId106">
+      <w:hyperlink r:id="rId105">
         <w:r>
           <w:rPr>
             <w:rStyle w:val="Hyperlink"/>
@@ -14538,8 +14503,8 @@
         </w:r>
       </w:hyperlink>
     </w:p>
-    <w:bookmarkEnd w:id="107"/>
-    <w:bookmarkStart w:id="109" w:name="ref-louwerse2015"/>
+    <w:bookmarkEnd w:id="106"/>
+    <w:bookmarkStart w:id="108" w:name="ref-louwerse2015"/>
     <w:p>
       <w:pPr>
         <w:pStyle w:val="Literaturverzeichnis"/>
@@ -14576,7 +14541,7 @@
       <w:r>
         <w:t xml:space="preserve"> </w:t>
       </w:r>
-      <w:hyperlink r:id="rId108">
+      <w:hyperlink r:id="rId107">
         <w:r>
           <w:rPr>
             <w:rStyle w:val="Hyperlink"/>
@@ -14585,8 +14550,8 @@
         </w:r>
       </w:hyperlink>
     </w:p>
-    <w:bookmarkEnd w:id="109"/>
-    <w:bookmarkStart w:id="111" w:name="X005d9e29f642880f32112bcf7d163ce9e6ad9f0"/>
+    <w:bookmarkEnd w:id="108"/>
+    <w:bookmarkStart w:id="110" w:name="X005d9e29f642880f32112bcf7d163ce9e6ad9f0"/>
     <w:p>
       <w:pPr>
         <w:pStyle w:val="Literaturverzeichnis"/>
@@ -14644,7 +14609,7 @@
       <w:r>
         <w:t xml:space="preserve"> </w:t>
       </w:r>
-      <w:hyperlink r:id="rId110">
+      <w:hyperlink r:id="rId109">
         <w:r>
           <w:rPr>
             <w:rStyle w:val="Hyperlink"/>
@@ -14653,8 +14618,8 @@
         </w:r>
       </w:hyperlink>
     </w:p>
-    <w:bookmarkEnd w:id="111"/>
-    <w:bookmarkStart w:id="112" w:name="X8f274bcd75501f6d145cd99a9071c492373cbdf"/>
+    <w:bookmarkEnd w:id="110"/>
+    <w:bookmarkStart w:id="111" w:name="X8f274bcd75501f6d145cd99a9071c492373cbdf"/>
     <w:p>
       <w:pPr>
         <w:pStyle w:val="Literaturverzeichnis"/>
@@ -14748,8 +14713,8 @@
         <w:t xml:space="preserve">.</w:t>
       </w:r>
     </w:p>
-    <w:bookmarkEnd w:id="112"/>
-    <w:bookmarkStart w:id="114" w:name="ref-morey2022"/>
+    <w:bookmarkEnd w:id="111"/>
+    <w:bookmarkStart w:id="113" w:name="ref-morey2022"/>
     <w:p>
       <w:pPr>
         <w:pStyle w:val="Literaturverzeichnis"/>
@@ -14786,7 +14751,7 @@
       <w:r>
         <w:t xml:space="preserve"> </w:t>
       </w:r>
-      <w:hyperlink r:id="rId113">
+      <w:hyperlink r:id="rId112">
         <w:r>
           <w:rPr>
             <w:rStyle w:val="Hyperlink"/>
@@ -14795,8 +14760,8 @@
         </w:r>
       </w:hyperlink>
     </w:p>
-    <w:bookmarkEnd w:id="114"/>
-    <w:bookmarkStart w:id="116" w:name="X540d3d95119d2b1ec8e2d37faa018c7662d4f8a"/>
+    <w:bookmarkEnd w:id="113"/>
+    <w:bookmarkStart w:id="115" w:name="X540d3d95119d2b1ec8e2d37faa018c7662d4f8a"/>
     <w:p>
       <w:pPr>
         <w:pStyle w:val="Literaturverzeichnis"/>
@@ -14854,7 +14819,7 @@
       <w:r>
         <w:t xml:space="preserve"> </w:t>
       </w:r>
-      <w:hyperlink r:id="rId115">
+      <w:hyperlink r:id="rId114">
         <w:r>
           <w:rPr>
             <w:rStyle w:val="Hyperlink"/>
@@ -14863,8 +14828,8 @@
         </w:r>
       </w:hyperlink>
     </w:p>
-    <w:bookmarkEnd w:id="116"/>
-    <w:bookmarkStart w:id="118" w:name="X5a8c980f3ef2c3ec0b9c301d0273c379998c7d9"/>
+    <w:bookmarkEnd w:id="115"/>
+    <w:bookmarkStart w:id="117" w:name="X5a8c980f3ef2c3ec0b9c301d0273c379998c7d9"/>
     <w:p>
       <w:pPr>
         <w:pStyle w:val="Literaturverzeichnis"/>
@@ -15002,7 +14967,7 @@
       <w:r>
         <w:t xml:space="preserve"> </w:t>
       </w:r>
-      <w:hyperlink r:id="rId117">
+      <w:hyperlink r:id="rId116">
         <w:r>
           <w:rPr>
             <w:rStyle w:val="Hyperlink"/>
@@ -15011,8 +14976,8 @@
         </w:r>
       </w:hyperlink>
     </w:p>
-    <w:bookmarkEnd w:id="118"/>
-    <w:bookmarkStart w:id="120" w:name="ref-noah2018"/>
+    <w:bookmarkEnd w:id="117"/>
+    <w:bookmarkStart w:id="119" w:name="ref-noah2018"/>
     <w:p>
       <w:pPr>
         <w:pStyle w:val="Literaturverzeichnis"/>
@@ -15049,7 +15014,7 @@
       <w:r>
         <w:t xml:space="preserve"> </w:t>
       </w:r>
-      <w:hyperlink r:id="rId119">
+      <w:hyperlink r:id="rId118">
         <w:r>
           <w:rPr>
             <w:rStyle w:val="Hyperlink"/>
@@ -15058,8 +15023,8 @@
         </w:r>
       </w:hyperlink>
     </w:p>
-    <w:bookmarkEnd w:id="120"/>
-    <w:bookmarkStart w:id="122" w:name="ref-ostarekSixChallengesEmbodiment2019"/>
+    <w:bookmarkEnd w:id="119"/>
+    <w:bookmarkStart w:id="121" w:name="ref-ostarekSixChallengesEmbodiment2019"/>
     <w:p>
       <w:pPr>
         <w:pStyle w:val="Literaturverzeichnis"/>
@@ -15105,7 +15070,7 @@
       <w:r>
         <w:t xml:space="preserve"> </w:t>
       </w:r>
-      <w:hyperlink r:id="rId121">
+      <w:hyperlink r:id="rId120">
         <w:r>
           <w:rPr>
             <w:rStyle w:val="Hyperlink"/>
@@ -15114,8 +15079,8 @@
         </w:r>
       </w:hyperlink>
     </w:p>
-    <w:bookmarkEnd w:id="122"/>
-    <w:bookmarkStart w:id="124" w:name="X1970d58ff19d287fead20eda837cf04a09ca7de"/>
+    <w:bookmarkEnd w:id="121"/>
+    <w:bookmarkStart w:id="123" w:name="X1970d58ff19d287fead20eda837cf04a09ca7de"/>
     <w:p>
       <w:pPr>
         <w:pStyle w:val="Literaturverzeichnis"/>
@@ -15152,7 +15117,7 @@
       <w:r>
         <w:t xml:space="preserve"> </w:t>
       </w:r>
-      <w:hyperlink r:id="rId123">
+      <w:hyperlink r:id="rId122">
         <w:r>
           <w:rPr>
             <w:rStyle w:val="Hyperlink"/>
@@ -15161,8 +15126,8 @@
         </w:r>
       </w:hyperlink>
     </w:p>
-    <w:bookmarkEnd w:id="124"/>
-    <w:bookmarkStart w:id="126" w:name="ref-pouwMoreEmbeddedExtended2014"/>
+    <w:bookmarkEnd w:id="123"/>
+    <w:bookmarkStart w:id="125" w:name="ref-pouwMoreEmbeddedExtended2014"/>
     <w:p>
       <w:pPr>
         <w:pStyle w:val="Literaturverzeichnis"/>
@@ -15199,7 +15164,7 @@
       <w:r>
         <w:t xml:space="preserve"> </w:t>
       </w:r>
-      <w:hyperlink r:id="rId125">
+      <w:hyperlink r:id="rId124">
         <w:r>
           <w:rPr>
             <w:rStyle w:val="Hyperlink"/>
@@ -15208,8 +15173,8 @@
         </w:r>
       </w:hyperlink>
     </w:p>
-    <w:bookmarkEnd w:id="126"/>
-    <w:bookmarkStart w:id="128" w:name="ref-roelke2018"/>
+    <w:bookmarkEnd w:id="125"/>
+    <w:bookmarkStart w:id="127" w:name="ref-roelke2018"/>
     <w:p>
       <w:pPr>
         <w:pStyle w:val="Literaturverzeichnis"/>
@@ -15246,7 +15211,7 @@
       <w:r>
         <w:t xml:space="preserve"> </w:t>
       </w:r>
-      <w:hyperlink r:id="rId127">
+      <w:hyperlink r:id="rId126">
         <w:r>
           <w:rPr>
             <w:rStyle w:val="Hyperlink"/>
@@ -15255,8 +15220,8 @@
         </w:r>
       </w:hyperlink>
     </w:p>
-    <w:bookmarkEnd w:id="128"/>
-    <w:bookmarkStart w:id="130" w:name="ref-rommersObjectShapeOrientation2013"/>
+    <w:bookmarkEnd w:id="127"/>
+    <w:bookmarkStart w:id="129" w:name="ref-rommersObjectShapeOrientation2013"/>
     <w:p>
       <w:pPr>
         <w:pStyle w:val="Literaturverzeichnis"/>
@@ -15293,7 +15258,7 @@
       <w:r>
         <w:t xml:space="preserve"> </w:t>
       </w:r>
-      <w:hyperlink r:id="rId129">
+      <w:hyperlink r:id="rId128">
         <w:r>
           <w:rPr>
             <w:rStyle w:val="Hyperlink"/>
@@ -15302,8 +15267,8 @@
         </w:r>
       </w:hyperlink>
     </w:p>
-    <w:bookmarkEnd w:id="130"/>
-    <w:bookmarkStart w:id="132" w:name="ref-satoOneWordTime2013"/>
+    <w:bookmarkEnd w:id="129"/>
+    <w:bookmarkStart w:id="131" w:name="ref-satoOneWordTime2013"/>
     <w:p>
       <w:pPr>
         <w:pStyle w:val="Literaturverzeichnis"/>
@@ -15352,7 +15317,7 @@
       <w:r>
         <w:t xml:space="preserve"> </w:t>
       </w:r>
-      <w:hyperlink r:id="rId131">
+      <w:hyperlink r:id="rId130">
         <w:r>
           <w:rPr>
             <w:rStyle w:val="Hyperlink"/>
@@ -15361,99 +15326,36 @@
         </w:r>
       </w:hyperlink>
     </w:p>
-    <w:bookmarkEnd w:id="132"/>
-    <w:bookmarkStart w:id="133" w:name="ref-scorolli2014embodiment"/>
+    <w:bookmarkEnd w:id="131"/>
+    <w:bookmarkStart w:id="133" w:name="ref-seticNumericalCongruencyEffect2017"/>
     <w:p>
       <w:pPr>
         <w:pStyle w:val="Literaturverzeichnis"/>
       </w:pPr>
       <w:r>
-        <w:t xml:space="preserve">Scorolli, C. (2014). Embodiment and language. In L. Shapiro (Ed.),</w:t>
-      </w:r>
-      <w:r>
-        <w:t xml:space="preserve"> </w:t>
-      </w:r>
-      <w:r>
-        <w:rPr>
-          <w:i/>
-          <w:iCs/>
-        </w:rPr>
-        <w:t xml:space="preserve">The</w:t>
-      </w:r>
-      <w:r>
-        <w:rPr>
-          <w:i/>
-          <w:iCs/>
-        </w:rPr>
-        <w:t xml:space="preserve"> </w:t>
-      </w:r>
-      <w:r>
-        <w:rPr>
-          <w:i/>
-          <w:iCs/>
-        </w:rPr>
-        <w:t xml:space="preserve">Routledge</w:t>
-      </w:r>
-      <w:r>
-        <w:rPr>
-          <w:i/>
-          <w:iCs/>
-        </w:rPr>
-        <w:t xml:space="preserve"> </w:t>
-      </w:r>
-      <w:r>
-        <w:rPr>
-          <w:i/>
-          <w:iCs/>
-        </w:rPr>
-        <w:t xml:space="preserve">handbook of embodied cognition</w:t>
-      </w:r>
-      <w:r>
-        <w:t xml:space="preserve"> </w:t>
-      </w:r>
-      <w:r>
-        <w:t xml:space="preserve">(pp. 145–156).</w:t>
-      </w:r>
-      <w:r>
-        <w:t xml:space="preserve"> </w:t>
-      </w:r>
-      <w:r>
-        <w:t xml:space="preserve">Routledge</w:t>
+        <w:t xml:space="preserve">Šetić, M., &amp; Domijan, D. (2017). Numerical</w:t>
+      </w:r>
+      <w:r>
+        <w:t xml:space="preserve"> </w:t>
+      </w:r>
+      <w:r>
+        <w:t xml:space="preserve">congruency effect</w:t>
+      </w:r>
+      <w:r>
+        <w:t xml:space="preserve"> </w:t>
+      </w:r>
+      <w:r>
+        <w:t xml:space="preserve">in the</w:t>
+      </w:r>
+      <w:r>
+        <w:t xml:space="preserve"> </w:t>
+      </w:r>
+      <w:r>
+        <w:t xml:space="preserve">sentence-picture verification task</w:t>
       </w:r>
       <w:r>
         <w:t xml:space="preserve">.</w:t>
       </w:r>
-    </w:p>
-    <w:bookmarkEnd w:id="133"/>
-    <w:bookmarkStart w:id="135" w:name="ref-seticNumericalCongruencyEffect2017"/>
-    <w:p>
-      <w:pPr>
-        <w:pStyle w:val="Literaturverzeichnis"/>
-      </w:pPr>
-      <w:r>
-        <w:t xml:space="preserve">Šetić, M., &amp; Domijan, D. (2017). Numerical</w:t>
-      </w:r>
-      <w:r>
-        <w:t xml:space="preserve"> </w:t>
-      </w:r>
-      <w:r>
-        <w:t xml:space="preserve">congruency effect</w:t>
-      </w:r>
-      <w:r>
-        <w:t xml:space="preserve"> </w:t>
-      </w:r>
-      <w:r>
-        <w:t xml:space="preserve">in the</w:t>
-      </w:r>
-      <w:r>
-        <w:t xml:space="preserve"> </w:t>
-      </w:r>
-      <w:r>
-        <w:t xml:space="preserve">sentence-picture verification task</w:t>
-      </w:r>
-      <w:r>
-        <w:t xml:space="preserve">.</w:t>
-      </w:r>
       <w:r>
         <w:t xml:space="preserve"> </w:t>
       </w:r>
@@ -15483,7 +15385,7 @@
       <w:r>
         <w:t xml:space="preserve"> </w:t>
       </w:r>
-      <w:hyperlink r:id="rId134">
+      <w:hyperlink r:id="rId132">
         <w:r>
           <w:rPr>
             <w:rStyle w:val="Hyperlink"/>
@@ -15492,8 +15394,8 @@
         </w:r>
       </w:hyperlink>
     </w:p>
-    <w:bookmarkEnd w:id="135"/>
-    <w:bookmarkStart w:id="137" w:name="ref-stanfield_effect_2001"/>
+    <w:bookmarkEnd w:id="133"/>
+    <w:bookmarkStart w:id="135" w:name="ref-stanfield_effect_2001"/>
     <w:p>
       <w:pPr>
         <w:pStyle w:val="Literaturverzeichnis"/>
@@ -15530,7 +15432,7 @@
       <w:r>
         <w:t xml:space="preserve"> </w:t>
       </w:r>
-      <w:hyperlink r:id="rId136">
+      <w:hyperlink r:id="rId134">
         <w:r>
           <w:rPr>
             <w:rStyle w:val="Hyperlink"/>
@@ -15539,8 +15441,8 @@
         </w:r>
       </w:hyperlink>
     </w:p>
-    <w:bookmarkEnd w:id="137"/>
-    <w:bookmarkStart w:id="139" w:name="ref-tong2022"/>
+    <w:bookmarkEnd w:id="135"/>
+    <w:bookmarkStart w:id="137" w:name="ref-tong2022"/>
     <w:p>
       <w:pPr>
         <w:pStyle w:val="Literaturverzeichnis"/>
@@ -15577,7 +15479,7 @@
       <w:r>
         <w:t xml:space="preserve"> </w:t>
       </w:r>
-      <w:hyperlink r:id="rId138">
+      <w:hyperlink r:id="rId136">
         <w:r>
           <w:rPr>
             <w:rStyle w:val="Hyperlink"/>
@@ -15586,8 +15488,8 @@
         </w:r>
       </w:hyperlink>
     </w:p>
-    <w:bookmarkEnd w:id="139"/>
-    <w:bookmarkStart w:id="141" w:name="ref-vasishth2021"/>
+    <w:bookmarkEnd w:id="137"/>
+    <w:bookmarkStart w:id="139" w:name="ref-vasishth2021"/>
     <w:p>
       <w:pPr>
         <w:pStyle w:val="Literaturverzeichnis"/>
@@ -15624,7 +15526,7 @@
       <w:r>
         <w:t xml:space="preserve"> </w:t>
       </w:r>
-      <w:hyperlink r:id="rId140">
+      <w:hyperlink r:id="rId138">
         <w:r>
           <w:rPr>
             <w:rStyle w:val="Hyperlink"/>
@@ -15633,8 +15535,8 @@
         </w:r>
       </w:hyperlink>
     </w:p>
-    <w:bookmarkEnd w:id="141"/>
-    <w:bookmarkStart w:id="143" w:name="ref-vazire2018"/>
+    <w:bookmarkEnd w:id="139"/>
+    <w:bookmarkStart w:id="141" w:name="ref-vazire2018"/>
     <w:p>
       <w:pPr>
         <w:pStyle w:val="Literaturverzeichnis"/>
@@ -15671,7 +15573,7 @@
       <w:r>
         <w:t xml:space="preserve"> </w:t>
       </w:r>
-      <w:hyperlink r:id="rId142">
+      <w:hyperlink r:id="rId140">
         <w:r>
           <w:rPr>
             <w:rStyle w:val="Hyperlink"/>
@@ -15680,8 +15582,8 @@
         </w:r>
       </w:hyperlink>
     </w:p>
-    <w:bookmarkEnd w:id="143"/>
-    <w:bookmarkStart w:id="145" w:name="ref-verkerk2014"/>
+    <w:bookmarkEnd w:id="141"/>
+    <w:bookmarkStart w:id="143" w:name="ref-verkerk2014"/>
     <w:p>
       <w:pPr>
         <w:pStyle w:val="Literaturverzeichnis"/>
@@ -15718,7 +15620,7 @@
       <w:r>
         <w:t xml:space="preserve"> </w:t>
       </w:r>
-      <w:hyperlink r:id="rId144">
+      <w:hyperlink r:id="rId142">
         <w:r>
           <w:rPr>
             <w:rStyle w:val="Hyperlink"/>
@@ -15727,24 +15629,24 @@
         </w:r>
       </w:hyperlink>
     </w:p>
-    <w:bookmarkEnd w:id="145"/>
-    <w:bookmarkStart w:id="147" w:name="ref-wilson2002"/>
+    <w:bookmarkEnd w:id="143"/>
+    <w:bookmarkStart w:id="145" w:name="ref-zwaan_embodiment_2014"/>
     <w:p>
       <w:pPr>
         <w:pStyle w:val="Literaturverzeichnis"/>
       </w:pPr>
       <w:r>
-        <w:t xml:space="preserve">Wilson, M. (2002). Six views of embodied cognition.</w:t>
-      </w:r>
-      <w:r>
-        <w:t xml:space="preserve"> </w:t>
-      </w:r>
-      <w:r>
-        <w:rPr>
-          <w:i/>
-          <w:iCs/>
-        </w:rPr>
-        <w:t xml:space="preserve">Psychonomic Bulletin &amp; Review</w:t>
+        <w:t xml:space="preserve">Zwaan, R. A. (2014a). Embodiment and language comprehension: Reframing the discussion.</w:t>
+      </w:r>
+      <w:r>
+        <w:t xml:space="preserve"> </w:t>
+      </w:r>
+      <w:r>
+        <w:rPr>
+          <w:i/>
+          <w:iCs/>
+        </w:rPr>
+        <w:t xml:space="preserve">Trends in Cognitive Sciences</w:t>
       </w:r>
       <w:r>
         <w:t xml:space="preserve">,</w:t>
@@ -15757,53 +15659,6 @@
           <w:i/>
           <w:iCs/>
         </w:rPr>
-        <w:t xml:space="preserve">9</w:t>
-      </w:r>
-      <w:r>
-        <w:t xml:space="preserve">(4), 625–636.</w:t>
-      </w:r>
-      <w:r>
-        <w:t xml:space="preserve"> </w:t>
-      </w:r>
-      <w:hyperlink r:id="rId146">
-        <w:r>
-          <w:rPr>
-            <w:rStyle w:val="Hyperlink"/>
-          </w:rPr>
-          <w:t xml:space="preserve">https://doi.org/10.3758/BF03196322</w:t>
-        </w:r>
-      </w:hyperlink>
-    </w:p>
-    <w:bookmarkEnd w:id="147"/>
-    <w:bookmarkStart w:id="149" w:name="ref-zwaan_embodiment_2014"/>
-    <w:p>
-      <w:pPr>
-        <w:pStyle w:val="Literaturverzeichnis"/>
-      </w:pPr>
-      <w:r>
-        <w:t xml:space="preserve">Zwaan, R. A. (2014a). Embodiment and language comprehension: Reframing the discussion.</w:t>
-      </w:r>
-      <w:r>
-        <w:t xml:space="preserve"> </w:t>
-      </w:r>
-      <w:r>
-        <w:rPr>
-          <w:i/>
-          <w:iCs/>
-        </w:rPr>
-        <w:t xml:space="preserve">Trends in Cognitive Sciences</w:t>
-      </w:r>
-      <w:r>
-        <w:t xml:space="preserve">,</w:t>
-      </w:r>
-      <w:r>
-        <w:t xml:space="preserve"> </w:t>
-      </w:r>
-      <w:r>
-        <w:rPr>
-          <w:i/>
-          <w:iCs/>
-        </w:rPr>
         <w:t xml:space="preserve">18</w:t>
       </w:r>
       <w:r>
@@ -15812,7 +15667,7 @@
       <w:r>
         <w:t xml:space="preserve"> </w:t>
       </w:r>
-      <w:hyperlink r:id="rId148">
+      <w:hyperlink r:id="rId144">
         <w:r>
           <w:rPr>
             <w:rStyle w:val="Hyperlink"/>
@@ -15821,8 +15676,8 @@
         </w:r>
       </w:hyperlink>
     </w:p>
-    <w:bookmarkEnd w:id="149"/>
-    <w:bookmarkStart w:id="151" w:name="ref-zwaanReplicationsShouldBe2014"/>
+    <w:bookmarkEnd w:id="145"/>
+    <w:bookmarkStart w:id="147" w:name="ref-zwaanReplicationsShouldBe2014"/>
     <w:p>
       <w:pPr>
         <w:pStyle w:val="Literaturverzeichnis"/>
@@ -15922,7 +15777,7 @@
       <w:r>
         <w:t xml:space="preserve"> </w:t>
       </w:r>
-      <w:hyperlink r:id="rId150">
+      <w:hyperlink r:id="rId146">
         <w:r>
           <w:rPr>
             <w:rStyle w:val="Hyperlink"/>
@@ -15931,8 +15786,8 @@
         </w:r>
       </w:hyperlink>
     </w:p>
-    <w:bookmarkEnd w:id="151"/>
-    <w:bookmarkStart w:id="153" w:name="X528c6e4aabb368acf74b9713b7fea9efbcd7c17"/>
+    <w:bookmarkEnd w:id="147"/>
+    <w:bookmarkStart w:id="149" w:name="X528c6e4aabb368acf74b9713b7fea9efbcd7c17"/>
     <w:p>
       <w:pPr>
         <w:pStyle w:val="Literaturverzeichnis"/>
@@ -15968,7 +15823,7 @@
       <w:r>
         <w:t xml:space="preserve"> </w:t>
       </w:r>
-      <w:hyperlink r:id="rId152">
+      <w:hyperlink r:id="rId148">
         <w:r>
           <w:rPr>
             <w:rStyle w:val="Hyperlink"/>
@@ -15977,8 +15832,8 @@
         </w:r>
       </w:hyperlink>
     </w:p>
-    <w:bookmarkEnd w:id="153"/>
-    <w:bookmarkStart w:id="154" w:name="X892f5e6f643d6edffc7dcb20d46d5a0b7b6fb0d"/>
+    <w:bookmarkEnd w:id="149"/>
+    <w:bookmarkStart w:id="150" w:name="X892f5e6f643d6edffc7dcb20d46d5a0b7b6fb0d"/>
     <w:p>
       <w:pPr>
         <w:pStyle w:val="Literaturverzeichnis"/>
@@ -16040,8 +15895,8 @@
         <w:t xml:space="preserve">.</w:t>
       </w:r>
     </w:p>
-    <w:bookmarkEnd w:id="154"/>
-    <w:bookmarkStart w:id="156" w:name="ref-zwaanRevisitingMentalSimulation2012"/>
+    <w:bookmarkEnd w:id="150"/>
+    <w:bookmarkStart w:id="152" w:name="ref-zwaanRevisitingMentalSimulation2012"/>
     <w:p>
       <w:pPr>
         <w:pStyle w:val="Literaturverzeichnis"/>
@@ -16078,7 +15933,7 @@
       <w:r>
         <w:t xml:space="preserve"> </w:t>
       </w:r>
-      <w:hyperlink r:id="rId155">
+      <w:hyperlink r:id="rId151">
         <w:r>
           <w:rPr>
             <w:rStyle w:val="Hyperlink"/>
@@ -16087,8 +15942,8 @@
         </w:r>
       </w:hyperlink>
     </w:p>
-    <w:bookmarkEnd w:id="156"/>
-    <w:bookmarkStart w:id="158" w:name="X35827a6db5f501998ff767862cb65336c730716"/>
+    <w:bookmarkEnd w:id="152"/>
+    <w:bookmarkStart w:id="154" w:name="X35827a6db5f501998ff767862cb65336c730716"/>
     <w:p>
       <w:pPr>
         <w:pStyle w:val="Literaturverzeichnis"/>
@@ -16125,7 +15980,7 @@
       <w:r>
         <w:t xml:space="preserve"> </w:t>
       </w:r>
-      <w:hyperlink r:id="rId157">
+      <w:hyperlink r:id="rId153">
         <w:r>
           <w:rPr>
             <w:rStyle w:val="Hyperlink"/>
@@ -16134,8 +15989,8 @@
         </w:r>
       </w:hyperlink>
     </w:p>
-    <w:bookmarkEnd w:id="158"/>
-    <w:bookmarkStart w:id="160" w:name="ref-zwaanReadersConstructSpatial1993"/>
+    <w:bookmarkEnd w:id="154"/>
+    <w:bookmarkStart w:id="156" w:name="ref-zwaanReadersConstructSpatial1993"/>
     <w:p>
       <w:pPr>
         <w:pStyle w:val="Literaturverzeichnis"/>
@@ -16172,7 +16027,7 @@
       <w:r>
         <w:t xml:space="preserve"> </w:t>
       </w:r>
-      <w:hyperlink r:id="rId159">
+      <w:hyperlink r:id="rId155">
         <w:r>
           <w:rPr>
             <w:rStyle w:val="Hyperlink"/>
@@ -16181,15 +16036,15 @@
         </w:r>
       </w:hyperlink>
     </w:p>
-    <w:bookmarkEnd w:id="160"/>
-    <w:bookmarkEnd w:id="161"/>
+    <w:bookmarkEnd w:id="156"/>
+    <w:bookmarkEnd w:id="157"/>
     <w:p>
       <w:r>
         <w:br w:type="page"/>
       </w:r>
     </w:p>
-    <w:bookmarkEnd w:id="162"/>
-    <w:bookmarkStart w:id="163" w:name="appendix-appendix"/>
+    <w:bookmarkEnd w:id="158"/>
+    <w:bookmarkStart w:id="159" w:name="appendix-appendix"/>
     <w:p>
       <w:pPr>
         <w:pStyle w:val="berschrift1"/>
@@ -16198,8 +16053,8 @@
         <w:t xml:space="preserve">(APPENDIX) Appendix</w:t>
       </w:r>
     </w:p>
-    <w:bookmarkEnd w:id="163"/>
-    <w:bookmarkStart w:id="169" w:name="sensitivity-analyses"/>
+    <w:bookmarkEnd w:id="159"/>
+    <w:bookmarkStart w:id="165" w:name="sensitivity-analyses"/>
     <w:p>
       <w:pPr>
         <w:pStyle w:val="berschrift1"/>
@@ -16216,7 +16071,7 @@
         <w:t xml:space="preserve">The R codes for the sensitivity analysis on the trial level were written by Erin M. Buchanan.</w:t>
       </w:r>
     </w:p>
-    <w:bookmarkStart w:id="164" w:name="load-data-and-run-models"/>
+    <w:bookmarkStart w:id="160" w:name="load-data-and-run-models"/>
     <w:p>
       <w:pPr>
         <w:pStyle w:val="berschrift2"/>
@@ -16233,8 +16088,8 @@
         <w:t xml:space="preserve">The data for the sensitivity analysis shared the same exclusion criterion for the pre-registered mixed-effects models. The first step is to determine if there is a minimum number of trials required for stable results.</w:t>
       </w:r>
     </w:p>
-    <w:bookmarkEnd w:id="164"/>
-    <w:bookmarkStart w:id="167" w:name="view-the-results"/>
+    <w:bookmarkEnd w:id="160"/>
+    <w:bookmarkStart w:id="163" w:name="view-the-results"/>
     <w:p>
       <w:pPr>
         <w:pStyle w:val="berschrift2"/>
@@ -16243,7 +16098,7 @@
         <w:t xml:space="preserve">View the Results</w:t>
       </w:r>
     </w:p>
-    <w:bookmarkStart w:id="165" w:name="b-values"/>
+    <w:bookmarkStart w:id="161" w:name="b-values"/>
     <w:p>
       <w:pPr>
         <w:pStyle w:val="berschrift3"/>
@@ -16284,8 +16139,8 @@
         <w:t xml:space="preserve">-0.17, -0.17, -0.17, -0.17, -0.18, -0.12, 0.49, -0.14, 0.67, and 3.11</w:t>
       </w:r>
     </w:p>
-    <w:bookmarkEnd w:id="165"/>
-    <w:bookmarkStart w:id="166" w:name="p-values"/>
+    <w:bookmarkEnd w:id="161"/>
+    <w:bookmarkStart w:id="162" w:name="p-values"/>
     <w:p>
       <w:pPr>
         <w:pStyle w:val="berschrift3"/>
@@ -16347,9 +16202,9 @@
         <w:t xml:space="preserve">-values indicates that no coefficients would have been considered significant.</w:t>
       </w:r>
     </w:p>
-    <w:bookmarkEnd w:id="166"/>
-    <w:bookmarkEnd w:id="167"/>
-    <w:bookmarkStart w:id="168" w:name="calculate-the-sensitivity"/>
+    <w:bookmarkEnd w:id="162"/>
+    <w:bookmarkEnd w:id="163"/>
+    <w:bookmarkStart w:id="164" w:name="calculate-the-sensitivity"/>
     <w:p>
       <w:pPr>
         <w:pStyle w:val="berschrift2"/>
@@ -16377,9 +16232,9 @@
         <w:t xml:space="preserve">## [1] 2.356441</w:t>
       </w:r>
     </w:p>
-    <w:bookmarkEnd w:id="168"/>
-    <w:bookmarkEnd w:id="169"/>
-    <w:bookmarkStart w:id="176" w:name="data-collection-logs"/>
+    <w:bookmarkEnd w:id="164"/>
+    <w:bookmarkEnd w:id="165"/>
+    <w:bookmarkStart w:id="172" w:name="data-collection-logs"/>
     <w:p>
       <w:pPr>
         <w:pStyle w:val="berschrift1"/>
@@ -16398,7 +16253,7 @@
       <w:r>
         <w:t xml:space="preserve"> </w:t>
       </w:r>
-      <w:hyperlink r:id="rId170">
+      <w:hyperlink r:id="rId166">
         <w:r>
           <w:rPr>
             <w:rStyle w:val="Hyperlink"/>
@@ -16473,7 +16328,7 @@
       <w:r>
         <w:t xml:space="preserve"> </w:t>
       </w:r>
-      <w:hyperlink r:id="rId171">
+      <w:hyperlink r:id="rId167">
         <w:r>
           <w:rPr>
             <w:rStyle w:val="Hyperlink"/>
@@ -16520,7 +16375,7 @@
       <w:r>
         <w:t xml:space="preserve"> </w:t>
       </w:r>
-      <w:hyperlink r:id="rId171">
+      <w:hyperlink r:id="rId167">
         <w:r>
           <w:rPr>
             <w:rStyle w:val="Hyperlink"/>
@@ -16565,7 +16420,7 @@
         <w:t xml:space="preserve">Some mistakes happened between the collaborators’ communications and required advanced data wrangling. For example, some AUS_091 participants were assigned to NZL_005. The Rmd file in NZL_005 folder were used to identify the AUS_091 participants’ data then move them to AUS_091 folder.</w:t>
       </w:r>
     </w:p>
-    <w:bookmarkStart w:id="172" w:name="datasets"/>
+    <w:bookmarkStart w:id="168" w:name="datasets"/>
     <w:p>
       <w:pPr>
         <w:pStyle w:val="berschrift2"/>
@@ -16611,8 +16466,8 @@
         <w:t xml:space="preserve">.</w:t>
       </w:r>
     </w:p>
-    <w:bookmarkEnd w:id="172"/>
-    <w:bookmarkStart w:id="173" w:name="flunecy-test-for-the-online-study"/>
+    <w:bookmarkEnd w:id="168"/>
+    <w:bookmarkStart w:id="169" w:name="flunecy-test-for-the-online-study"/>
     <w:p>
       <w:pPr>
         <w:pStyle w:val="berschrift2"/>
@@ -16732,8 +16587,8 @@
         <w:t xml:space="preserve">C: Judge sentences for their accuracy</w:t>
       </w:r>
     </w:p>
-    <w:bookmarkEnd w:id="173"/>
-    <w:bookmarkStart w:id="175" w:name="distributions-of-scripts"/>
+    <w:bookmarkEnd w:id="169"/>
+    <w:bookmarkStart w:id="171" w:name="distributions-of-scripts"/>
     <w:p>
       <w:pPr>
         <w:pStyle w:val="berschrift2"/>
@@ -16781,7 +16636,7 @@
       <w:r>
         <w:t xml:space="preserve">package in OpenSesame. We rent an remote server for the distributions during the data collection period. Any researcher would distribute the scripts on a free jatos server such as MindProbe (</w:t>
       </w:r>
-      <w:hyperlink r:id="rId174">
+      <w:hyperlink r:id="rId170">
         <w:r>
           <w:rPr>
             <w:rStyle w:val="Hyperlink"/>
@@ -16793,9 +16648,9 @@
         <w:t xml:space="preserve">).</w:t>
       </w:r>
     </w:p>
-    <w:bookmarkEnd w:id="175"/>
-    <w:bookmarkEnd w:id="176"/>
-    <w:bookmarkStart w:id="180" w:name="demographic-characteristics-by-language"/>
+    <w:bookmarkEnd w:id="171"/>
+    <w:bookmarkEnd w:id="172"/>
+    <w:bookmarkStart w:id="176" w:name="demographic-characteristics-by-language"/>
     <w:p>
       <w:pPr>
         <w:pStyle w:val="berschrift1"/>
@@ -16808,8 +16663,8 @@
       <w:pPr>
         <w:pStyle w:val="TableCaption"/>
       </w:pPr>
-      <w:bookmarkStart w:id="177" w:name="tab:print-part1"/>
-      <w:bookmarkEnd w:id="177"/>
+      <w:bookmarkStart w:id="173" w:name="tab:print-part1"/>
+      <w:bookmarkEnd w:id="173"/>
       <w:r>
         <w:t xml:space="preserve">Table 4</w:t>
       </w:r>
@@ -19135,8 +18990,8 @@
       <w:pPr>
         <w:pStyle w:val="TableCaption"/>
       </w:pPr>
-      <w:bookmarkStart w:id="178" w:name="tab:print-part2"/>
-      <w:bookmarkEnd w:id="178"/>
+      <w:bookmarkStart w:id="174" w:name="tab:print-part2"/>
+      <w:bookmarkEnd w:id="174"/>
       <w:r>
         <w:t xml:space="preserve">Table 5</w:t>
       </w:r>
@@ -22072,8 +21927,8 @@
       <w:pPr>
         <w:pStyle w:val="TableCaption"/>
       </w:pPr>
-      <w:bookmarkStart w:id="179" w:name="tab:print-part3"/>
-      <w:bookmarkEnd w:id="179"/>
+      <w:bookmarkStart w:id="175" w:name="tab:print-part3"/>
+      <w:bookmarkEnd w:id="175"/>
       <w:r>
         <w:t xml:space="preserve">Table 6</w:t>
       </w:r>
@@ -24390,8 +24245,8 @@
         <w:t xml:space="preserve"> </w:t>
       </w:r>
     </w:p>
-    <w:bookmarkEnd w:id="180"/>
-    <w:bookmarkStart w:id="189" w:name="model-estimates-for-mental-simulation"/>
+    <w:bookmarkEnd w:id="176"/>
+    <w:bookmarkStart w:id="185" w:name="model-estimates-for-mental-simulation"/>
     <w:p>
       <w:pPr>
         <w:pStyle w:val="berschrift1"/>
@@ -24444,8 +24299,8 @@
       <w:pPr>
         <w:pStyle w:val="TableCaption"/>
       </w:pPr>
-      <w:bookmarkStart w:id="181" w:name="tab:intercept"/>
-      <w:bookmarkEnd w:id="181"/>
+      <w:bookmarkStart w:id="177" w:name="tab:intercept"/>
+      <w:bookmarkEnd w:id="177"/>
       <w:r>
         <w:t xml:space="preserve">Table 7</w:t>
       </w:r>
@@ -24680,8 +24535,8 @@
       <w:pPr>
         <w:pStyle w:val="TableCaption"/>
       </w:pPr>
-      <w:bookmarkStart w:id="182" w:name="tab:subject"/>
-      <w:bookmarkEnd w:id="182"/>
+      <w:bookmarkStart w:id="178" w:name="tab:subject"/>
+      <w:bookmarkEnd w:id="178"/>
       <w:r>
         <w:t xml:space="preserve">Table 8</w:t>
       </w:r>
@@ -25184,8 +25039,8 @@
       <w:pPr>
         <w:pStyle w:val="TableCaption"/>
       </w:pPr>
-      <w:bookmarkStart w:id="183" w:name="tab:item"/>
-      <w:bookmarkEnd w:id="183"/>
+      <w:bookmarkStart w:id="179" w:name="tab:item"/>
+      <w:bookmarkEnd w:id="179"/>
       <w:r>
         <w:t xml:space="preserve">Table 9</w:t>
       </w:r>
@@ -25810,8 +25665,8 @@
       <w:pPr>
         <w:pStyle w:val="TableCaption"/>
       </w:pPr>
-      <w:bookmarkStart w:id="184" w:name="tab:lab"/>
-      <w:bookmarkEnd w:id="184"/>
+      <w:bookmarkStart w:id="180" w:name="tab:lab"/>
+      <w:bookmarkEnd w:id="180"/>
       <w:r>
         <w:t xml:space="preserve">Table 10</w:t>
       </w:r>
@@ -26544,8 +26399,8 @@
       <w:pPr>
         <w:pStyle w:val="TableCaption"/>
       </w:pPr>
-      <w:bookmarkStart w:id="185" w:name="tab:lang"/>
-      <w:bookmarkEnd w:id="185"/>
+      <w:bookmarkStart w:id="181" w:name="tab:lang"/>
+      <w:bookmarkEnd w:id="181"/>
       <w:r>
         <w:t xml:space="preserve">Table 11</w:t>
       </w:r>
@@ -27386,8 +27241,8 @@
       <w:pPr>
         <w:pStyle w:val="TableCaption"/>
       </w:pPr>
-      <w:bookmarkStart w:id="186" w:name="tab:fixed"/>
-      <w:bookmarkEnd w:id="186"/>
+      <w:bookmarkStart w:id="182" w:name="tab:fixed"/>
+      <w:bookmarkEnd w:id="182"/>
       <w:r>
         <w:t xml:space="preserve">Table 12</w:t>
       </w:r>
@@ -28176,8 +28031,8 @@
       <w:pPr>
         <w:pStyle w:val="TableCaption"/>
       </w:pPr>
-      <w:bookmarkStart w:id="187" w:name="tab:german-random"/>
-      <w:bookmarkEnd w:id="187"/>
+      <w:bookmarkStart w:id="183" w:name="tab:german-random"/>
+      <w:bookmarkEnd w:id="183"/>
       <w:r>
         <w:t xml:space="preserve">Table 13</w:t>
       </w:r>
@@ -28882,8 +28737,8 @@
       <w:pPr>
         <w:pStyle w:val="TableCaption"/>
       </w:pPr>
-      <w:bookmarkStart w:id="188" w:name="tab:german-fixed"/>
-      <w:bookmarkEnd w:id="188"/>
+      <w:bookmarkStart w:id="184" w:name="tab:german-fixed"/>
+      <w:bookmarkEnd w:id="184"/>
       <w:r>
         <w:t xml:space="preserve">Table 14</w:t>
       </w:r>
@@ -29681,8 +29536,8 @@
         </w:tc>
       </w:tr>
     </w:tbl>
-    <w:bookmarkEnd w:id="189"/>
-    <w:bookmarkStart w:id="190" w:name="model-estimates-for-mental-rotation"/>
+    <w:bookmarkEnd w:id="185"/>
+    <w:bookmarkStart w:id="186" w:name="model-estimates-for-mental-rotation"/>
     <w:p>
       <w:pPr>
         <w:pStyle w:val="berschrift1"/>
@@ -39084,8 +38939,8 @@
         </w:tc>
       </w:tr>
     </w:tbl>
-    <w:bookmarkEnd w:id="190"/>
-    <w:bookmarkStart w:id="191" w:name="additional-references"/>
+    <w:bookmarkEnd w:id="186"/>
+    <w:bookmarkStart w:id="187" w:name="additional-references"/>
     <w:p>
       <w:pPr>
         <w:pStyle w:val="berschrift1"/>
@@ -39107,7 +38962,7 @@
         <w:pStyle w:val="Textkrper"/>
       </w:pPr>
     </w:p>
-    <w:bookmarkEnd w:id="191"/>
+    <w:bookmarkEnd w:id="187"/>
     <w:sectPr>
       <w:headerReference r:id="rId9" w:type="even"/>
       <w:headerReference r:id="rId11" w:type="default"/>
